--- a/fra/docx/21.content.docx
+++ b/fra/docx/21.content.docx
@@ -11,6 +11,15 @@
         <w:pStyle w:val="Heading2"/>
       </w:pPr>
       <w:r>
+        <w:t>Resource: Notes d'étude (Tyndale)</w:t>
+      </w:r>
+      <w:r/>
+    </w:p>
+    <w:p>
+      <w:pPr>
+        <w:pStyle w:val="Heading2"/>
+      </w:pPr>
+      <w:r>
         <w:t>License Information</w:t>
       </w:r>
       <w:r/>
@@ -21,7 +30,7 @@
         <w:rPr>
           <w:b/>
         </w:rPr>
-        <w:t>Study Notes (Tyndale)</w:t>
+        <w:t>Notes d'étude (Tyndale)</w:t>
       </w:r>
       <w:r>
         <w:t xml:space="preserve"> (French) is based on</w:t>
@@ -74,7 +83,7 @@
         <w:pStyle w:val="Heading1"/>
       </w:pPr>
       <w:r>
-        <w:t>Study Notes (Tyndale)</w:t>
+        <w:t>Notes d'étude (Tyndale)</w:t>
       </w:r>
     </w:p>
     <w:p>
@@ -83,6 +92,51 @@
           <w:headerReference w:type="even" r:id="rId8"/>
           <w:headerReference w:type="default" r:id="rId9"/>
           <w:footerReference w:type="default" r:id="rId10"/>
+          <w:footnotePr>
+            <w:numRestart w:val="eachSect"/>
+          </w:footnotePr>
+          <w:type w:val="continuous"/>
+          <w:pgSz w:w="12240" w:h="15840" w:code="1"/>
+          <w:pgMar w:top="1440" w:right="1440" w:bottom="1440" w:left="1440" w:header="504" w:footer="504" w:gutter="0"/>
+          <w:cols w:space="708"/>
+          <w:titlePg/>
+          <w:docGrid w:linePitch="360"/>
+        </w:sectPr>
+      </w:pPr>
+    </w:p>
+    <w:p>
+      <w:r/>
+    </w:p>
+    <w:p>
+      <w:pPr>
+        <w:pStyle w:val="Heading2"/>
+      </w:pPr>
+      <w:r>
+        <w:t>ECC</w:t>
+      </w:r>
+      <w:r/>
+    </w:p>
+    <w:p>
+      <w:r/>
+      <w:r>
+        <w:rPr>
+          <w:i/>
+        </w:rPr>
+        <w:t>Ecclésiaste 1.1, Ecclésiaste 1.2, Ecclésiaste 1.2–11, Ecclésiaste 1.3, Ecclésiaste 1.4, Ecclésiaste 1.7–8, Ecclésiaste 1.11, Ecclésiaste 1.12–2.26, Ecclésiaste 1.13, Ecclésiaste 1.14, Ecclésiaste 2.1–11, Ecclésiaste 2.3, Ecclésiaste 2.4, Ecclésiaste 2.4–8, Ecclésiaste 2.7, Ecclésiaste 2.8, Ecclésiaste 2.9, Ecclésiaste 2.10, Ecclésiaste 2.11, Ecclésiaste 2.12, Ecclésiaste 2.12–23, Ecclésiaste 2.13–14, Ecclésiaste 2.15–16, Ecclésiaste 2.17–20, Ecclésiaste 2.19, Ecclésiaste 2.21, Ecclésiaste 2.24, Ecclésiaste 2.24–26, Ecclésiaste 2.26, Ecclésiaste 3.1–8, Ecclésiaste 3.2–8, Ecclésiaste 3.9, Ecclésiaste 3.9–14, Ecclésiaste 3.10, Ecclésiaste 3.11, Ecclésiaste 3.12–13, Ecclésiaste 3.14, Ecclésiaste 3.15, Ecclésiaste 3.16, Ecclésiaste 3.16–5.7, Ecclésiaste 3.17, Ecclésiaste 3.19, Ecclésiaste 3.20, Ecclésiaste 3.21, Ecclésiaste 3.22, Ecclésiaste 4.1, Ecclésiaste 4.2, Ecclésiaste 4.4, Ecclésiaste 4.5–6, Ecclésiaste 4.7–8, Ecclésiaste 4.9–12, Ecclésiaste 4.13–14, Ecclésiaste 4.15–16, Ecclésiaste 5.1, Ecclésiaste 5.3, Ecclésiaste 5.4–5, Ecclésiaste 5.7, Ecclésiaste 5.8–9, Ecclésiaste 5.10, Ecclésiaste 5.12, Ecclésiaste 5.13–14, Ecclésiaste 5.16–17, Ecclésiaste 5.18–20, Ecclésiaste 6.1–2, Ecclésiaste 6.3–6, Ecclésiaste 6.7, Ecclésiaste 6.8–9, Ecclésiaste 6.10, Ecclésiaste 6.10–7.22, Ecclésiaste 6.11, Ecclésiaste 6.12, Ecclésiaste 7.1, Ecclésiaste 7.1–4, Ecclésiaste 7.2–6, Ecclésiaste 7.3–4, Ecclésiaste 7.5–6, Ecclésiaste 7.8, Ecclésiaste 7.9, Ecclésiaste 7.11–12, Ecclésiaste 7.13, Ecclésiaste 7.14, Ecclésiaste 7.16, Ecclésiaste 7.17, Ecclésiaste 7.19, Ecclésiaste 7.20, Ecclésiaste 7.22, Ecclésiaste 7.23–25, Ecclésiaste 7.26, Ecclésiaste 7.28, Ecclésiaste 7.29, Ecclésiaste 8.1, Ecclésiaste 8.2, Ecclésiaste 8.3–4, Ecclésiaste 8.6, Ecclésiaste 8.7–8, Ecclésiaste 8.9–11, Ecclésiaste 8.12–13, Ecclésiaste 8.15, Ecclésiaste 8.16–17, Ecclésiaste 8.16–9.12, Ecclésiaste 9.1, Ecclésiaste 9.2, Ecclésiaste 9.3, Ecclésiaste 9.4–6, Ecclésiaste 9.7–10, Ecclésiaste 9.10, Ecclésiaste 9.11, Ecclésiaste 9.13–18, Ecclésiaste 9.18–10.1, Ecclésiaste 10.2–3, Ecclésiaste 10.4, Ecclésiaste 10.5–7, Ecclésiaste 10.7, Ecclésiaste 10.8–9, Ecclésiaste 10.10, Ecclésiaste 10.11, Ecclésiaste 10.12, Ecclésiaste 10.14, Ecclésiaste 10.15, Ecclésiaste 10.15–20, Ecclésiaste 10.16–17, Ecclésiaste 10.18, Ecclésiaste 10.19, Ecclésiaste 10.20, Ecclésiaste 11.1–2, Ecclésiaste 11.1–6, Ecclésiaste 11.3, Ecclésiaste 11.5, Ecclésiaste 11.9, Ecclésiaste 11.10, Ecclésiaste 12.1–2, Ecclésiaste 12.1–7, Ecclésiaste 12.3, Ecclésiaste 12.5, Ecclésiaste 12.6, Ecclésiaste 12.7, Ecclésiaste 12.8, Ecclésiaste 12.9, Ecclésiaste 12.9–14, Ecclésiaste 12.11, Ecclésiaste 12.12, Ecclésiaste 12.13–14</w:t>
+      </w:r>
+      <w:r/>
+    </w:p>
+    <w:p>
+      <w:r/>
+      <w:r>
+        <w:t xml:space="preserve"> </w:t>
+      </w:r>
+      <w:r/>
+      <w:r/>
+    </w:p>
+    <w:p>
+      <w:pPr>
+        <w:sectPr>
           <w:footnotePr>
             <w:numRestart w:val="eachSect"/>
           </w:footnotePr>

--- a/fra/docx/21.content.docx
+++ b/fra/docx/21.content.docx
@@ -163,13 +163,6 @@
         <w:rPr>
           <w:lang w:val="fr_FR" w:bidi="fr_FR"/>
         </w:rPr>
-      </w:r>
-      <w:r>
-        <w:rPr>
-          <w:i/>
-          <w:lang w:val="fr_FR" w:bidi="fr_FR"/>
-        </w:rPr>
-        <w:t>Ecclésiaste 1.1, Ecclésiaste 1.2, Ecclésiaste 1.2–11, Ecclésiaste 1.3, Ecclésiaste 1.4, Ecclésiaste 1.7–8, Ecclésiaste 1.11, Ecclésiaste 1.12–2.26, Ecclésiaste 1.13, Ecclésiaste 1.14, Ecclésiaste 2.1–11, Ecclésiaste 2.3, Ecclésiaste 2.4, Ecclésiaste 2.4–8, Ecclésiaste 2.7, Ecclésiaste 2.8, Ecclésiaste 2.9, Ecclésiaste 2.10, Ecclésiaste 2.11, Ecclésiaste 2.12, Ecclésiaste 2.12–23, Ecclésiaste 2.13–14, Ecclésiaste 2.15–16, Ecclésiaste 2.17–20, Ecclésiaste 2.19, Ecclésiaste 2.21, Ecclésiaste 2.24, Ecclésiaste 2.24–26, Ecclésiaste 2.26, Ecclésiaste 3.1–8, Ecclésiaste 3.2–8, Ecclésiaste 3.9, Ecclésiaste 3.9–14, Ecclésiaste 3.10, Ecclésiaste 3.11, Ecclésiaste 3.12–13, Ecclésiaste 3.14, Ecclésiaste 3.15, Ecclésiaste 3.16, Ecclésiaste 3.16–5.7, Ecclésiaste 3.17, Ecclésiaste 3.19, Ecclésiaste 3.20, Ecclésiaste 3.21, Ecclésiaste 3.22, Ecclésiaste 4.1, Ecclésiaste 4.2, Ecclésiaste 4.4, Ecclésiaste 4.5–6, Ecclésiaste 4.7–8, Ecclésiaste 4.9–12, Ecclésiaste 4.13–14, Ecclésiaste 4.15–16, Ecclésiaste 5.1, Ecclésiaste 5.3, Ecclésiaste 5.4–5, Ecclésiaste 5.7, Ecclésiaste 5.8–9, Ecclésiaste 5.10, Ecclésiaste 5.12, Ecclésiaste 5.13–14, Ecclésiaste 5.16–17, Ecclésiaste 5.18–20, Ecclésiaste 6.1–2, Ecclésiaste 6.3–6, Ecclésiaste 6.7, Ecclésiaste 6.8–9, Ecclésiaste 6.10, Ecclésiaste 6.10–7.22, Ecclésiaste 6.11, Ecclésiaste 6.12, Ecclésiaste 7.1, Ecclésiaste 7.1–4, Ecclésiaste 7.2–6, Ecclésiaste 7.3–4, Ecclésiaste 7.5–6, Ecclésiaste 7.8, Ecclésiaste 7.9, Ecclésiaste 7.11–12, Ecclésiaste 7.13, Ecclésiaste 7.14, Ecclésiaste 7.16, Ecclésiaste 7.17, Ecclésiaste 7.19, Ecclésiaste 7.20, Ecclésiaste 7.22, Ecclésiaste 7.23–25, Ecclésiaste 7.26, Ecclésiaste 7.28, Ecclésiaste 7.29, Ecclésiaste 8.1, Ecclésiaste 8.2, Ecclésiaste 8.3–4, Ecclésiaste 8.6, Ecclésiaste 8.7–8, Ecclésiaste 8.9–11, Ecclésiaste 8.12–13, Ecclésiaste 8.15, Ecclésiaste 8.16–17, Ecclésiaste 8.16–9.12, Ecclésiaste 9.1, Ecclésiaste 9.2, Ecclésiaste 9.3, Ecclésiaste 9.4–6, Ecclésiaste 9.7–10, Ecclésiaste 9.10, Ecclésiaste 9.11, Ecclésiaste 9.13–18, Ecclésiaste 9.18–10.1, Ecclésiaste 10.2–3, Ecclésiaste 10.4, Ecclésiaste 10.5–7, Ecclésiaste 10.7, Ecclésiaste 10.8–9, Ecclésiaste 10.10, Ecclésiaste 10.11, Ecclésiaste 10.12, Ecclésiaste 10.14, Ecclésiaste 10.15, Ecclésiaste 10.15–20, Ecclésiaste 10.16–17, Ecclésiaste 10.18, Ecclésiaste 10.19, Ecclésiaste 10.20, Ecclésiaste 11.1–2, Ecclésiaste 11.1–6, Ecclésiaste 11.3, Ecclésiaste 11.5, Ecclésiaste 11.9, Ecclésiaste 11.10, Ecclésiaste 12.1–2, Ecclésiaste 12.1–7, Ecclésiaste 12.3, Ecclésiaste 12.5, Ecclésiaste 12.6, Ecclésiaste 12.7, Ecclésiaste 12.8, Ecclésiaste 12.9, Ecclésiaste 12.9–14, Ecclésiaste 12.11, Ecclésiaste 12.12, Ecclésiaste 12.13–14</w:t>
       </w:r>
       <w:r>
         <w:rPr>

--- a/fra/docx/21.content.docx
+++ b/fra/docx/21.content.docx
@@ -150,19 +150,6 @@
           <w:lang w:val="fr_FR" w:bidi="fr_FR"/>
         </w:rPr>
         <w:t>ECC</w:t>
-      </w:r>
-      <w:r>
-        <w:rPr>
-          <w:lang w:val="fr_FR" w:bidi="fr_FR"/>
-        </w:rPr>
-      </w:r>
-    </w:p>
-    <w:p>
-      <w:pPr/>
-      <w:r>
-        <w:rPr>
-          <w:lang w:val="fr_FR" w:bidi="fr_FR"/>
-        </w:rPr>
       </w:r>
       <w:r>
         <w:rPr>

--- a/fra/docx/21.content.docx
+++ b/fra/docx/21.content.docx
@@ -19,7 +19,7 @@
         <w:rPr>
           <w:lang w:val="fr_FR" w:bidi="fr_FR"/>
         </w:rPr>
-        <w:t>Resource: Notes d'étude (Tyndale)</w:t>
+        <w:t>Resource: Tyndale Open Study Notes</w:t>
       </w:r>
       <w:r>
         <w:rPr>
@@ -112,7 +112,7 @@
         <w:rPr>
           <w:lang w:val="fr_FR" w:bidi="fr_FR"/>
         </w:rPr>
-        <w:t>Notes d'étude (Tyndale)</w:t>
+        <w:t>Tyndale Open Study Notes</w:t>
       </w:r>
     </w:p>
     <w:p>

--- a/fra/docx/21.content.docx
+++ b/fra/docx/21.content.docx
@@ -19,7 +19,7 @@
         <w:rPr>
           <w:lang w:val="fr_FR" w:bidi="fr_FR"/>
         </w:rPr>
-        <w:t>Resource: Tyndale Open Study Notes</w:t>
+        <w:t>Resource: Aquifer Open Study Notes</w:t>
       </w:r>
       <w:r>
         <w:rPr>
@@ -112,7 +112,7 @@
         <w:rPr>
           <w:lang w:val="fr_FR" w:bidi="fr_FR"/>
         </w:rPr>
-        <w:t>Tyndale Open Study Notes</w:t>
+        <w:t>Aquifer Open Study Notes</w:t>
       </w:r>
     </w:p>
     <w:p>

--- a/fra/docx/21.content.docx
+++ b/fra/docx/21.content.docx
@@ -246,54 +246,36 @@
         </w:rPr>
         <w:t xml:space="preserve">), mais la mention qu’il est fils du roi David indique qu’il s’agit certainement de Salomon (voir aussi </w:t>
       </w:r>
-      <w:hyperlink r:id="rId13">
-        <w:r>
-          <w:rPr>
-            <w:lang w:val="fr_FR" w:bidi="fr_FR"/>
-          </w:rPr>
-          <w:rPr>
-            <w:color w:val="0000EE"/>
-            <w:u w:val="single"/>
-          </w:rPr>
-          <w:t>1.12</w:t>
-        </w:r>
-      </w:hyperlink>
+      <w:r>
+        <w:rPr>
+          <w:lang w:val="fr_FR" w:bidi="fr_FR"/>
+        </w:rPr>
+        <w:t>1.12</w:t>
+      </w:r>
       <w:r>
         <w:rPr>
           <w:lang w:val="fr_FR" w:bidi="fr_FR"/>
         </w:rPr>
         <w:t xml:space="preserve">, </w:t>
       </w:r>
-      <w:hyperlink r:id="rId14">
-        <w:r>
-          <w:rPr>
-            <w:lang w:val="fr_FR" w:bidi="fr_FR"/>
-          </w:rPr>
-          <w:rPr>
-            <w:color w:val="0000EE"/>
-            <w:u w:val="single"/>
-          </w:rPr>
-          <w:t>16</w:t>
-        </w:r>
-      </w:hyperlink>
+      <w:r>
+        <w:rPr>
+          <w:lang w:val="fr_FR" w:bidi="fr_FR"/>
+        </w:rPr>
+        <w:t>16</w:t>
+      </w:r>
       <w:r>
         <w:rPr>
           <w:lang w:val="fr_FR" w:bidi="fr_FR"/>
         </w:rPr>
         <w:t xml:space="preserve"> ; </w:t>
       </w:r>
-      <w:hyperlink r:id="rId15">
-        <w:r>
-          <w:rPr>
-            <w:lang w:val="fr_FR" w:bidi="fr_FR"/>
-          </w:rPr>
-          <w:rPr>
-            <w:color w:val="0000EE"/>
-            <w:u w:val="single"/>
-          </w:rPr>
-          <w:t>2.4–9</w:t>
-        </w:r>
-      </w:hyperlink>
+      <w:r>
+        <w:rPr>
+          <w:lang w:val="fr_FR" w:bidi="fr_FR"/>
+        </w:rPr>
+        <w:t>2.4–9</w:t>
+      </w:r>
       <w:r>
         <w:rPr>
           <w:lang w:val="fr_FR" w:bidi="fr_FR"/>
@@ -769,18 +751,12 @@
         </w:rPr>
         <w:t xml:space="preserve"> : les sombres réalités de l’expérience humaine nous rappellent la Chute d’Éden (</w:t>
       </w:r>
-      <w:hyperlink r:id="rId16">
-        <w:r>
-          <w:rPr>
-            <w:lang w:val="fr_FR" w:bidi="fr_FR"/>
-          </w:rPr>
-          <w:rPr>
-            <w:color w:val="0000EE"/>
-            <w:u w:val="single"/>
-          </w:rPr>
-          <w:t>Gn 3</w:t>
-        </w:r>
-      </w:hyperlink>
+      <w:r>
+        <w:rPr>
+          <w:lang w:val="fr_FR" w:bidi="fr_FR"/>
+        </w:rPr>
+        <w:t>Gn 3</w:t>
+      </w:r>
       <w:r>
         <w:rPr>
           <w:lang w:val="fr_FR" w:bidi="fr_FR"/>
@@ -937,18 +913,12 @@
         </w:rPr>
         <w:t>L’Ecclésiaste comprend qu’il est vain de chercher à se réconforter en buvant à l’excès, ce qui ne l’empêche pas de tenter l’expérience dans sa quête de sagesse, c’est-à-dire pendant sa tentative de comprendre comment ressentir le bonheur. Cette expérience s’avère être vide de sens (</w:t>
       </w:r>
-      <w:hyperlink r:id="rId17">
-        <w:r>
-          <w:rPr>
-            <w:lang w:val="fr_FR" w:bidi="fr_FR"/>
-          </w:rPr>
-          <w:rPr>
-            <w:color w:val="0000EE"/>
-            <w:u w:val="single"/>
-          </w:rPr>
-          <w:t>2.11</w:t>
-        </w:r>
-      </w:hyperlink>
+      <w:r>
+        <w:rPr>
+          <w:lang w:val="fr_FR" w:bidi="fr_FR"/>
+        </w:rPr>
+        <w:t>2.11</w:t>
+      </w:r>
       <w:r>
         <w:rPr>
           <w:lang w:val="fr_FR" w:bidi="fr_FR"/>
@@ -1015,18 +985,12 @@
         </w:rPr>
         <w:t xml:space="preserve">Les vignes de Salomon sont mentionnées aux versets </w:t>
       </w:r>
-      <w:hyperlink r:id="rId18">
-        <w:r>
-          <w:rPr>
-            <w:lang w:val="fr_FR" w:bidi="fr_FR"/>
-          </w:rPr>
-          <w:rPr>
-            <w:color w:val="0000EE"/>
-            <w:u w:val="single"/>
-          </w:rPr>
-          <w:t>Ct 8.11–12</w:t>
-        </w:r>
-      </w:hyperlink>
+      <w:r>
+        <w:rPr>
+          <w:lang w:val="fr_FR" w:bidi="fr_FR"/>
+        </w:rPr>
+        <w:t>Ct 8.11–12</w:t>
+      </w:r>
       <w:r>
         <w:rPr>
           <w:lang w:val="fr_FR" w:bidi="fr_FR"/>
@@ -1081,36 +1045,24 @@
         </w:rPr>
         <w:t xml:space="preserve">Les constructions architecturales de Salomon allaient de simples porches et portails à des villes entières (voir </w:t>
       </w:r>
-      <w:hyperlink r:id="rId19">
-        <w:r>
-          <w:rPr>
-            <w:lang w:val="fr_FR" w:bidi="fr_FR"/>
-          </w:rPr>
-          <w:rPr>
-            <w:color w:val="0000EE"/>
-            <w:u w:val="single"/>
-          </w:rPr>
-          <w:t>1R 9.15–19</w:t>
-        </w:r>
-      </w:hyperlink>
+      <w:r>
+        <w:rPr>
+          <w:lang w:val="fr_FR" w:bidi="fr_FR"/>
+        </w:rPr>
+        <w:t>1R 9.15–19</w:t>
+      </w:r>
       <w:r>
         <w:rPr>
           <w:lang w:val="fr_FR" w:bidi="fr_FR"/>
         </w:rPr>
         <w:t xml:space="preserve">). Parmi ces projets, destinés principalement à son propre plaisir, on compte le palais et ses bâtiments annexes. (voir </w:t>
       </w:r>
-      <w:hyperlink r:id="rId20">
-        <w:r>
-          <w:rPr>
-            <w:lang w:val="fr_FR" w:bidi="fr_FR"/>
-          </w:rPr>
-          <w:rPr>
-            <w:color w:val="0000EE"/>
-            <w:u w:val="single"/>
-          </w:rPr>
-          <w:t>1R 7.1–12</w:t>
-        </w:r>
-      </w:hyperlink>
+      <w:r>
+        <w:rPr>
+          <w:lang w:val="fr_FR" w:bidi="fr_FR"/>
+        </w:rPr>
+        <w:t>1R 7.1–12</w:t>
+      </w:r>
       <w:r>
         <w:rPr>
           <w:lang w:val="fr_FR" w:bidi="fr_FR"/>
@@ -1165,36 +1117,24 @@
         </w:rPr>
         <w:t>Salomon avait énormément de serviteurs, et ses troupeaux étaient immenses, il lui fallait des ressources conséquentes pour en prendre soin (</w:t>
       </w:r>
-      <w:hyperlink r:id="rId21">
-        <w:r>
-          <w:rPr>
-            <w:lang w:val="fr_FR" w:bidi="fr_FR"/>
-          </w:rPr>
-          <w:rPr>
-            <w:color w:val="0000EE"/>
-            <w:u w:val="single"/>
-          </w:rPr>
-          <w:t>1R 4.22–23</w:t>
-        </w:r>
-      </w:hyperlink>
+      <w:r>
+        <w:rPr>
+          <w:lang w:val="fr_FR" w:bidi="fr_FR"/>
+        </w:rPr>
+        <w:t>1R 4.22–23</w:t>
+      </w:r>
       <w:r>
         <w:rPr>
           <w:lang w:val="fr_FR" w:bidi="fr_FR"/>
         </w:rPr>
         <w:t xml:space="preserve"> ; </w:t>
       </w:r>
-      <w:hyperlink r:id="rId22">
-        <w:r>
-          <w:rPr>
-            <w:lang w:val="fr_FR" w:bidi="fr_FR"/>
-          </w:rPr>
-          <w:rPr>
-            <w:color w:val="0000EE"/>
-            <w:u w:val="single"/>
-          </w:rPr>
-          <w:t>9.20–21</w:t>
-        </w:r>
-      </w:hyperlink>
+      <w:r>
+        <w:rPr>
+          <w:lang w:val="fr_FR" w:bidi="fr_FR"/>
+        </w:rPr>
+        <w:t>9.20–21</w:t>
+      </w:r>
       <w:r>
         <w:rPr>
           <w:lang w:val="fr_FR" w:bidi="fr_FR"/>
@@ -1255,108 +1195,72 @@
         </w:rPr>
         <w:t xml:space="preserve"> : Salomon régnait du Croissant Fertile (au nord et à l’est d’Israël) à la frontière avec l’Égypte, au sud. Ses richesses en matière de métaux précieux provenaient du commerce, des cadeaux de chefs admiratifs d’autres nations, et des impôts qu’il prélevait sur les terres de son empire (</w:t>
       </w:r>
-      <w:hyperlink r:id="rId23">
-        <w:r>
-          <w:rPr>
-            <w:lang w:val="fr_FR" w:bidi="fr_FR"/>
-          </w:rPr>
-          <w:rPr>
-            <w:color w:val="0000EE"/>
-            <w:u w:val="single"/>
-          </w:rPr>
-          <w:t>1R 4.21</w:t>
-        </w:r>
-      </w:hyperlink>
+      <w:r>
+        <w:rPr>
+          <w:lang w:val="fr_FR" w:bidi="fr_FR"/>
+        </w:rPr>
+        <w:t>1R 4.21</w:t>
+      </w:r>
       <w:r>
         <w:rPr>
           <w:lang w:val="fr_FR" w:bidi="fr_FR"/>
         </w:rPr>
         <w:t xml:space="preserve"> ; </w:t>
       </w:r>
-      <w:hyperlink r:id="rId24">
-        <w:r>
-          <w:rPr>
-            <w:lang w:val="fr_FR" w:bidi="fr_FR"/>
-          </w:rPr>
-          <w:rPr>
-            <w:color w:val="0000EE"/>
-            <w:u w:val="single"/>
-          </w:rPr>
-          <w:t>9.28</w:t>
-        </w:r>
-      </w:hyperlink>
+      <w:r>
+        <w:rPr>
+          <w:lang w:val="fr_FR" w:bidi="fr_FR"/>
+        </w:rPr>
+        <w:t>9.28</w:t>
+      </w:r>
       <w:r>
         <w:rPr>
           <w:lang w:val="fr_FR" w:bidi="fr_FR"/>
         </w:rPr>
         <w:t xml:space="preserve"> ; </w:t>
       </w:r>
-      <w:hyperlink r:id="rId25">
-        <w:r>
-          <w:rPr>
-            <w:lang w:val="fr_FR" w:bidi="fr_FR"/>
-          </w:rPr>
-          <w:rPr>
-            <w:color w:val="0000EE"/>
-            <w:u w:val="single"/>
-          </w:rPr>
-          <w:t>10.14</w:t>
-        </w:r>
-      </w:hyperlink>
+      <w:r>
+        <w:rPr>
+          <w:lang w:val="fr_FR" w:bidi="fr_FR"/>
+        </w:rPr>
+        <w:t>10.14</w:t>
+      </w:r>
       <w:r>
         <w:rPr>
           <w:lang w:val="fr_FR" w:bidi="fr_FR"/>
         </w:rPr>
         <w:t xml:space="preserve">, </w:t>
       </w:r>
-      <w:hyperlink r:id="rId26">
-        <w:r>
-          <w:rPr>
-            <w:lang w:val="fr_FR" w:bidi="fr_FR"/>
-          </w:rPr>
-          <w:rPr>
-            <w:color w:val="0000EE"/>
-            <w:u w:val="single"/>
-          </w:rPr>
-          <w:t>22–25</w:t>
-        </w:r>
-      </w:hyperlink>
+      <w:r>
+        <w:rPr>
+          <w:lang w:val="fr_FR" w:bidi="fr_FR"/>
+        </w:rPr>
+        <w:t>22–25</w:t>
+      </w:r>
       <w:r>
         <w:rPr>
           <w:lang w:val="fr_FR" w:bidi="fr_FR"/>
         </w:rPr>
         <w:t xml:space="preserve"> ; </w:t>
       </w:r>
-      <w:hyperlink r:id="rId27">
-        <w:r>
-          <w:rPr>
-            <w:lang w:val="fr_FR" w:bidi="fr_FR"/>
-          </w:rPr>
-          <w:rPr>
-            <w:color w:val="0000EE"/>
-            <w:u w:val="single"/>
-          </w:rPr>
-          <w:t>1Ch 29.4</w:t>
-        </w:r>
-      </w:hyperlink>
+      <w:r>
+        <w:rPr>
+          <w:lang w:val="fr_FR" w:bidi="fr_FR"/>
+        </w:rPr>
+        <w:t>1Ch 29.4</w:t>
+      </w:r>
       <w:r>
         <w:rPr>
           <w:lang w:val="fr_FR" w:bidi="fr_FR"/>
         </w:rPr>
         <w:t xml:space="preserve"> ; </w:t>
       </w:r>
-      <w:hyperlink r:id="rId28">
-        <w:r>
-          <w:rPr>
-            <w:lang w:val="fr_FR" w:bidi="fr_FR"/>
-          </w:rPr>
-          <w:rPr>
-            <w:color w:val="0000EE"/>
-            <w:u w:val="single"/>
-          </w:rPr>
-          <w:t>2Ch 9.26–27</w:t>
-        </w:r>
-      </w:hyperlink>
+      <w:r>
+        <w:rPr>
+          <w:lang w:val="fr_FR" w:bidi="fr_FR"/>
+        </w:rPr>
+        <w:t>2Ch 9.26–27</w:t>
+      </w:r>
       <w:r>
         <w:rPr>
           <w:lang w:val="fr_FR" w:bidi="fr_FR"/>
@@ -1375,18 +1279,12 @@
         </w:rPr>
         <w:t xml:space="preserve"> : Salomon avait 700 épouses et 300 concubines à la fin de son règne (</w:t>
       </w:r>
-      <w:hyperlink r:id="rId29">
-        <w:r>
-          <w:rPr>
-            <w:lang w:val="fr_FR" w:bidi="fr_FR"/>
-          </w:rPr>
-          <w:rPr>
-            <w:color w:val="0000EE"/>
-            <w:u w:val="single"/>
-          </w:rPr>
-          <w:t>1R 11.3</w:t>
-        </w:r>
-      </w:hyperlink>
+      <w:r>
+        <w:rPr>
+          <w:lang w:val="fr_FR" w:bidi="fr_FR"/>
+        </w:rPr>
+        <w:t>1R 11.3</w:t>
+      </w:r>
       <w:r>
         <w:rPr>
           <w:lang w:val="fr_FR" w:bidi="fr_FR"/>
@@ -1447,54 +1345,36 @@
         </w:rPr>
         <w:t xml:space="preserve"> cf. </w:t>
       </w:r>
-      <w:hyperlink r:id="rId30">
-        <w:r>
-          <w:rPr>
-            <w:lang w:val="fr_FR" w:bidi="fr_FR"/>
-          </w:rPr>
-          <w:rPr>
-            <w:color w:val="0000EE"/>
-            <w:u w:val="single"/>
-          </w:rPr>
-          <w:t>1R 10.23</w:t>
-        </w:r>
-      </w:hyperlink>
+      <w:r>
+        <w:rPr>
+          <w:lang w:val="fr_FR" w:bidi="fr_FR"/>
+        </w:rPr>
+        <w:t>1R 10.23</w:t>
+      </w:r>
       <w:r>
         <w:rPr>
           <w:lang w:val="fr_FR" w:bidi="fr_FR"/>
         </w:rPr>
         <w:t xml:space="preserve">. • C’est à sa sagesse que Salomon doit d’avoir ainsi acquis succès, pouvoir et prospérité (voir </w:t>
       </w:r>
-      <w:hyperlink r:id="rId31">
-        <w:r>
-          <w:rPr>
-            <w:lang w:val="fr_FR" w:bidi="fr_FR"/>
-          </w:rPr>
-          <w:rPr>
-            <w:color w:val="0000EE"/>
-            <w:u w:val="single"/>
-          </w:rPr>
-          <w:t>1R 3.2–14</w:t>
-        </w:r>
-      </w:hyperlink>
+      <w:r>
+        <w:rPr>
+          <w:lang w:val="fr_FR" w:bidi="fr_FR"/>
+        </w:rPr>
+        <w:t>1R 3.2–14</w:t>
+      </w:r>
       <w:r>
         <w:rPr>
           <w:lang w:val="fr_FR" w:bidi="fr_FR"/>
         </w:rPr>
         <w:t xml:space="preserve"> ; </w:t>
       </w:r>
-      <w:hyperlink r:id="rId32">
-        <w:r>
-          <w:rPr>
-            <w:lang w:val="fr_FR" w:bidi="fr_FR"/>
-          </w:rPr>
-          <w:rPr>
-            <w:color w:val="0000EE"/>
-            <w:u w:val="single"/>
-          </w:rPr>
-          <w:t>4.20–34</w:t>
-        </w:r>
-      </w:hyperlink>
+      <w:r>
+        <w:rPr>
+          <w:lang w:val="fr_FR" w:bidi="fr_FR"/>
+        </w:rPr>
+        <w:t>4.20–34</w:t>
+      </w:r>
       <w:r>
         <w:rPr>
           <w:lang w:val="fr_FR" w:bidi="fr_FR"/>
@@ -1555,36 +1435,24 @@
         </w:rPr>
         <w:t xml:space="preserve"> : l’Ecclésiaste introduit un thème significatif et récurrent : la joie vient d’un travail sage et rigoureux (</w:t>
       </w:r>
-      <w:hyperlink r:id="rId33">
-        <w:r>
-          <w:rPr>
-            <w:lang w:val="fr_FR" w:bidi="fr_FR"/>
-          </w:rPr>
-          <w:rPr>
-            <w:color w:val="0000EE"/>
-            <w:u w:val="single"/>
-          </w:rPr>
-          <w:t>5.12</w:t>
-        </w:r>
-      </w:hyperlink>
+      <w:r>
+        <w:rPr>
+          <w:lang w:val="fr_FR" w:bidi="fr_FR"/>
+        </w:rPr>
+        <w:t>5.12</w:t>
+      </w:r>
       <w:r>
         <w:rPr>
           <w:lang w:val="fr_FR" w:bidi="fr_FR"/>
         </w:rPr>
         <w:t xml:space="preserve">, </w:t>
       </w:r>
-      <w:hyperlink r:id="rId34">
-        <w:r>
-          <w:rPr>
-            <w:lang w:val="fr_FR" w:bidi="fr_FR"/>
-          </w:rPr>
-          <w:rPr>
-            <w:color w:val="0000EE"/>
-            <w:u w:val="single"/>
-          </w:rPr>
-          <w:t>18–20</w:t>
-        </w:r>
-      </w:hyperlink>
+      <w:r>
+        <w:rPr>
+          <w:lang w:val="fr_FR" w:bidi="fr_FR"/>
+        </w:rPr>
+        <w:t>18–20</w:t>
+      </w:r>
       <w:r>
         <w:rPr>
           <w:lang w:val="fr_FR" w:bidi="fr_FR"/>
@@ -1645,18 +1513,12 @@
         </w:rPr>
         <w:t xml:space="preserve"> : le fait d’accomplir des choses n’aboutit qu’au désespoir et au découragement, car ce que l’on accomplit n’a pas de signification durable en soi (</w:t>
       </w:r>
-      <w:hyperlink r:id="rId35">
-        <w:r>
-          <w:rPr>
-            <w:lang w:val="fr_FR" w:bidi="fr_FR"/>
-          </w:rPr>
-          <w:rPr>
-            <w:color w:val="0000EE"/>
-            <w:u w:val="single"/>
-          </w:rPr>
-          <w:t>2.18–23</w:t>
-        </w:r>
-      </w:hyperlink>
+      <w:r>
+        <w:rPr>
+          <w:lang w:val="fr_FR" w:bidi="fr_FR"/>
+        </w:rPr>
+        <w:t>2.18–23</w:t>
+      </w:r>
       <w:r>
         <w:rPr>
           <w:lang w:val="fr_FR" w:bidi="fr_FR"/>
@@ -1717,18 +1579,12 @@
         </w:rPr>
         <w:t xml:space="preserve"> personne, après l’Ecclésiaste, n’aura une meilleure perspective pour comparer la sagesse et la folie, car rien de nouveau ne se fait sous le soleil (</w:t>
       </w:r>
-      <w:hyperlink r:id="rId36">
-        <w:r>
-          <w:rPr>
-            <w:lang w:val="fr_FR" w:bidi="fr_FR"/>
-          </w:rPr>
-          <w:rPr>
-            <w:color w:val="0000EE"/>
-            <w:u w:val="single"/>
-          </w:rPr>
-          <w:t>1.9–10</w:t>
-        </w:r>
-      </w:hyperlink>
+      <w:r>
+        <w:rPr>
+          <w:lang w:val="fr_FR" w:bidi="fr_FR"/>
+        </w:rPr>
+        <w:t>1.9–10</w:t>
+      </w:r>
       <w:r>
         <w:rPr>
           <w:lang w:val="fr_FR" w:bidi="fr_FR"/>
@@ -1783,54 +1639,36 @@
         </w:rPr>
         <w:t>L’Ecclésiaste examine maintenant la valeur de la sagesse (</w:t>
       </w:r>
-      <w:hyperlink r:id="rId37">
-        <w:r>
-          <w:rPr>
-            <w:lang w:val="fr_FR" w:bidi="fr_FR"/>
-          </w:rPr>
-          <w:rPr>
-            <w:color w:val="0000EE"/>
-            <w:u w:val="single"/>
-          </w:rPr>
-          <w:t>2.12–17</w:t>
-        </w:r>
-      </w:hyperlink>
+      <w:r>
+        <w:rPr>
+          <w:lang w:val="fr_FR" w:bidi="fr_FR"/>
+        </w:rPr>
+        <w:t>2.12–17</w:t>
+      </w:r>
       <w:r>
         <w:rPr>
           <w:lang w:val="fr_FR" w:bidi="fr_FR"/>
         </w:rPr>
         <w:t>) et du travail acharné (</w:t>
       </w:r>
-      <w:hyperlink r:id="rId35">
-        <w:r>
-          <w:rPr>
-            <w:lang w:val="fr_FR" w:bidi="fr_FR"/>
-          </w:rPr>
-          <w:rPr>
-            <w:color w:val="0000EE"/>
-            <w:u w:val="single"/>
-          </w:rPr>
-          <w:t>2.18–23</w:t>
-        </w:r>
-      </w:hyperlink>
+      <w:r>
+        <w:rPr>
+          <w:lang w:val="fr_FR" w:bidi="fr_FR"/>
+        </w:rPr>
+        <w:t>2.18–23</w:t>
+      </w:r>
       <w:r>
         <w:rPr>
           <w:lang w:val="fr_FR" w:bidi="fr_FR"/>
         </w:rPr>
         <w:t>). Ceux-ci aussi sont « vanité et poursuite du vent » (</w:t>
       </w:r>
-      <w:hyperlink r:id="rId38">
-        <w:r>
-          <w:rPr>
-            <w:lang w:val="fr_FR" w:bidi="fr_FR"/>
-          </w:rPr>
-          <w:rPr>
-            <w:color w:val="0000EE"/>
-            <w:u w:val="single"/>
-          </w:rPr>
-          <w:t>2.17</w:t>
-        </w:r>
-      </w:hyperlink>
+      <w:r>
+        <w:rPr>
+          <w:lang w:val="fr_FR" w:bidi="fr_FR"/>
+        </w:rPr>
+        <w:t>2.17</w:t>
+      </w:r>
       <w:r>
         <w:rPr>
           <w:lang w:val="fr_FR" w:bidi="fr_FR"/>
@@ -1891,18 +1729,12 @@
         </w:rPr>
         <w:t xml:space="preserve"> : elle a de la valeur, car elle permet de gérer la vie avec succès. Cependant, elle ne peut pas sauver de la mort ni donner de sens à la vie (</w:t>
       </w:r>
-      <w:hyperlink r:id="rId39">
-        <w:r>
-          <w:rPr>
-            <w:lang w:val="fr_FR" w:bidi="fr_FR"/>
-          </w:rPr>
-          <w:rPr>
-            <w:color w:val="0000EE"/>
-            <w:u w:val="single"/>
-          </w:rPr>
-          <w:t>2.15–16</w:t>
-        </w:r>
-      </w:hyperlink>
+      <w:r>
+        <w:rPr>
+          <w:lang w:val="fr_FR" w:bidi="fr_FR"/>
+        </w:rPr>
+        <w:t>2.15–16</w:t>
+      </w:r>
       <w:r>
         <w:rPr>
           <w:lang w:val="fr_FR" w:bidi="fr_FR"/>
@@ -1975,36 +1807,24 @@
         </w:rPr>
         <w:t xml:space="preserve"> : ceux qui nous suivent ne se souviendront pas de nous ni de nos réalisations, donc nos efforts seront vains (cf. </w:t>
       </w:r>
-      <w:hyperlink r:id="rId40">
-        <w:r>
-          <w:rPr>
-            <w:lang w:val="fr_FR" w:bidi="fr_FR"/>
-          </w:rPr>
-          <w:rPr>
-            <w:color w:val="0000EE"/>
-            <w:u w:val="single"/>
-          </w:rPr>
-          <w:t>1.11</w:t>
-        </w:r>
-      </w:hyperlink>
+      <w:r>
+        <w:rPr>
+          <w:lang w:val="fr_FR" w:bidi="fr_FR"/>
+        </w:rPr>
+        <w:t>1.11</w:t>
+      </w:r>
       <w:r>
         <w:rPr>
           <w:lang w:val="fr_FR" w:bidi="fr_FR"/>
         </w:rPr>
         <w:t xml:space="preserve"> ; </w:t>
       </w:r>
-      <w:hyperlink r:id="rId41">
-        <w:r>
-          <w:rPr>
-            <w:lang w:val="fr_FR" w:bidi="fr_FR"/>
-          </w:rPr>
-          <w:rPr>
-            <w:color w:val="0000EE"/>
-            <w:u w:val="single"/>
-          </w:rPr>
-          <w:t>9.13–16</w:t>
-        </w:r>
-      </w:hyperlink>
+      <w:r>
+        <w:rPr>
+          <w:lang w:val="fr_FR" w:bidi="fr_FR"/>
+        </w:rPr>
+        <w:t>9.13–16</w:t>
+      </w:r>
       <w:r>
         <w:rPr>
           <w:lang w:val="fr_FR" w:bidi="fr_FR"/>
@@ -2059,54 +1879,36 @@
         </w:rPr>
         <w:t>L'Ecclésiaste en vient à haïr la vie à cause de ses chagrins (</w:t>
       </w:r>
-      <w:hyperlink r:id="rId42">
-        <w:r>
-          <w:rPr>
-            <w:lang w:val="fr_FR" w:bidi="fr_FR"/>
-          </w:rPr>
-          <w:rPr>
-            <w:color w:val="0000EE"/>
-            <w:u w:val="single"/>
-          </w:rPr>
-          <w:t>1.18</w:t>
-        </w:r>
-      </w:hyperlink>
+      <w:r>
+        <w:rPr>
+          <w:lang w:val="fr_FR" w:bidi="fr_FR"/>
+        </w:rPr>
+        <w:t>1.18</w:t>
+      </w:r>
       <w:r>
         <w:rPr>
           <w:lang w:val="fr_FR" w:bidi="fr_FR"/>
         </w:rPr>
         <w:t>), de ses labeurs (</w:t>
       </w:r>
-      <w:hyperlink r:id="rId43">
-        <w:r>
-          <w:rPr>
-            <w:lang w:val="fr_FR" w:bidi="fr_FR"/>
-          </w:rPr>
-          <w:rPr>
-            <w:color w:val="0000EE"/>
-            <w:u w:val="single"/>
-          </w:rPr>
-          <w:t>2.18</w:t>
-        </w:r>
-      </w:hyperlink>
+      <w:r>
+        <w:rPr>
+          <w:lang w:val="fr_FR" w:bidi="fr_FR"/>
+        </w:rPr>
+        <w:t>2.18</w:t>
+      </w:r>
       <w:r>
         <w:rPr>
           <w:lang w:val="fr_FR" w:bidi="fr_FR"/>
         </w:rPr>
         <w:t>) et de son apparente futilité (</w:t>
       </w:r>
-      <w:hyperlink r:id="rId44">
-        <w:r>
-          <w:rPr>
-            <w:lang w:val="fr_FR" w:bidi="fr_FR"/>
-          </w:rPr>
-          <w:rPr>
-            <w:color w:val="0000EE"/>
-            <w:u w:val="single"/>
-          </w:rPr>
-          <w:t>2.19–20</w:t>
-        </w:r>
-      </w:hyperlink>
+      <w:r>
+        <w:rPr>
+          <w:lang w:val="fr_FR" w:bidi="fr_FR"/>
+        </w:rPr>
+        <w:t>2.19–20</w:t>
+      </w:r>
       <w:r>
         <w:rPr>
           <w:lang w:val="fr_FR" w:bidi="fr_FR"/>
@@ -2161,18 +1963,12 @@
         </w:rPr>
         <w:t xml:space="preserve">Un successeur insensé et destructeur mettra à mal les réalisations de son père. Comme l'Ecclésiaste ne peut savoir si son successeur sera insensé ou sage, ses réalisations sont dénuées de sens pour lui. Le successeur immédiat de Salomon, son fils Roboam, s'est avéré être insensé (voir </w:t>
       </w:r>
-      <w:hyperlink r:id="rId45">
-        <w:r>
-          <w:rPr>
-            <w:lang w:val="fr_FR" w:bidi="fr_FR"/>
-          </w:rPr>
-          <w:rPr>
-            <w:color w:val="0000EE"/>
-            <w:u w:val="single"/>
-          </w:rPr>
-          <w:t>1R 12.1–20</w:t>
-        </w:r>
-      </w:hyperlink>
+      <w:r>
+        <w:rPr>
+          <w:lang w:val="fr_FR" w:bidi="fr_FR"/>
+        </w:rPr>
+        <w:t>1R 12.1–20</w:t>
+      </w:r>
       <w:r>
         <w:rPr>
           <w:lang w:val="fr_FR" w:bidi="fr_FR"/>
@@ -2233,18 +2029,12 @@
         </w:rPr>
         <w:t xml:space="preserve"> : la compétence dans le travail est une expression de sagesse (par exemple, voir </w:t>
       </w:r>
-      <w:hyperlink r:id="rId46">
-        <w:r>
-          <w:rPr>
-            <w:lang w:val="fr_FR" w:bidi="fr_FR"/>
-          </w:rPr>
-          <w:rPr>
-            <w:color w:val="0000EE"/>
-            <w:u w:val="single"/>
-          </w:rPr>
-          <w:t>Ex 31.1–5</w:t>
-        </w:r>
-      </w:hyperlink>
+      <w:r>
+        <w:rPr>
+          <w:lang w:val="fr_FR" w:bidi="fr_FR"/>
+        </w:rPr>
+        <w:t>Ex 31.1–5</w:t>
+      </w:r>
       <w:r>
         <w:rPr>
           <w:lang w:val="fr_FR" w:bidi="fr_FR"/>
@@ -2365,36 +2155,24 @@
         </w:rPr>
         <w:t>Bien que la vie « sous le soleil » (</w:t>
       </w:r>
-      <w:hyperlink r:id="rId47">
-        <w:r>
-          <w:rPr>
-            <w:lang w:val="fr_FR" w:bidi="fr_FR"/>
-          </w:rPr>
-          <w:rPr>
-            <w:color w:val="0000EE"/>
-            <w:u w:val="single"/>
-          </w:rPr>
-          <w:t>1.3</w:t>
-        </w:r>
-      </w:hyperlink>
+      <w:r>
+        <w:rPr>
+          <w:lang w:val="fr_FR" w:bidi="fr_FR"/>
+        </w:rPr>
+        <w:t>1.3</w:t>
+      </w:r>
       <w:r>
         <w:rPr>
           <w:lang w:val="fr_FR" w:bidi="fr_FR"/>
         </w:rPr>
         <w:t>) ne soit qu’une vapeur (</w:t>
       </w:r>
-      <w:hyperlink r:id="rId48">
-        <w:r>
-          <w:rPr>
-            <w:lang w:val="fr_FR" w:bidi="fr_FR"/>
-          </w:rPr>
-          <w:rPr>
-            <w:color w:val="0000EE"/>
-            <w:u w:val="single"/>
-          </w:rPr>
-          <w:t>2.23</w:t>
-        </w:r>
-      </w:hyperlink>
+      <w:r>
+        <w:rPr>
+          <w:lang w:val="fr_FR" w:bidi="fr_FR"/>
+        </w:rPr>
+        <w:t>2.23</w:t>
+      </w:r>
       <w:r>
         <w:rPr>
           <w:lang w:val="fr_FR" w:bidi="fr_FR"/>
@@ -2503,72 +2281,48 @@
         </w:rPr>
         <w:t xml:space="preserve"> la sagesse reconnaît que toute chose a son temps, que ce soit pour les activités humaines ou dans le domaine de la nature (voir </w:t>
       </w:r>
-      <w:hyperlink r:id="rId49">
-        <w:r>
-          <w:rPr>
-            <w:lang w:val="fr_FR" w:bidi="fr_FR"/>
-          </w:rPr>
-          <w:rPr>
-            <w:color w:val="0000EE"/>
-            <w:u w:val="single"/>
-          </w:rPr>
-          <w:t>1.3–7</w:t>
-        </w:r>
-      </w:hyperlink>
+      <w:r>
+        <w:rPr>
+          <w:lang w:val="fr_FR" w:bidi="fr_FR"/>
+        </w:rPr>
+        <w:t>1.3–7</w:t>
+      </w:r>
       <w:r>
         <w:rPr>
           <w:lang w:val="fr_FR" w:bidi="fr_FR"/>
         </w:rPr>
         <w:t>). Une personne sage sait déterminer le moment approprié pour entreprendre une activité (</w:t>
       </w:r>
-      <w:hyperlink r:id="rId50">
-        <w:r>
-          <w:rPr>
-            <w:lang w:val="fr_FR" w:bidi="fr_FR"/>
-          </w:rPr>
-          <w:rPr>
-            <w:color w:val="0000EE"/>
-            <w:u w:val="single"/>
-          </w:rPr>
-          <w:t>8.5</w:t>
-        </w:r>
-      </w:hyperlink>
+      <w:r>
+        <w:rPr>
+          <w:lang w:val="fr_FR" w:bidi="fr_FR"/>
+        </w:rPr>
+        <w:t>8.5</w:t>
+      </w:r>
       <w:r>
         <w:rPr>
           <w:lang w:val="fr_FR" w:bidi="fr_FR"/>
         </w:rPr>
         <w:t>). L’opportunité est éphémère (</w:t>
       </w:r>
-      <w:hyperlink r:id="rId51">
-        <w:r>
-          <w:rPr>
-            <w:lang w:val="fr_FR" w:bidi="fr_FR"/>
-          </w:rPr>
-          <w:rPr>
-            <w:color w:val="0000EE"/>
-            <w:u w:val="single"/>
-          </w:rPr>
-          <w:t>Ep 5.16</w:t>
-        </w:r>
-      </w:hyperlink>
+      <w:r>
+        <w:rPr>
+          <w:lang w:val="fr_FR" w:bidi="fr_FR"/>
+        </w:rPr>
+        <w:t>Ep 5.16</w:t>
+      </w:r>
       <w:r>
         <w:rPr>
           <w:lang w:val="fr_FR" w:bidi="fr_FR"/>
         </w:rPr>
         <w:t xml:space="preserve"> ; </w:t>
       </w:r>
-      <w:hyperlink r:id="rId52">
-        <w:r>
-          <w:rPr>
-            <w:lang w:val="fr_FR" w:bidi="fr_FR"/>
-          </w:rPr>
-          <w:rPr>
-            <w:color w:val="0000EE"/>
-            <w:u w:val="single"/>
-          </w:rPr>
-          <w:t>Col 4.5</w:t>
-        </w:r>
-      </w:hyperlink>
+      <w:r>
+        <w:rPr>
+          <w:lang w:val="fr_FR" w:bidi="fr_FR"/>
+        </w:rPr>
+        <w:t>Col 4.5</w:t>
+      </w:r>
       <w:r>
         <w:rPr>
           <w:lang w:val="fr_FR" w:bidi="fr_FR"/>
@@ -2623,54 +2377,36 @@
         </w:rPr>
         <w:t>Nous n'avons aucun contrôle sur le moment de notre naissance ou de notre mort (</w:t>
       </w:r>
-      <w:hyperlink r:id="rId53">
-        <w:r>
-          <w:rPr>
-            <w:lang w:val="fr_FR" w:bidi="fr_FR"/>
-          </w:rPr>
-          <w:rPr>
-            <w:color w:val="0000EE"/>
-            <w:u w:val="single"/>
-          </w:rPr>
-          <w:t>8.8</w:t>
-        </w:r>
-      </w:hyperlink>
+      <w:r>
+        <w:rPr>
+          <w:lang w:val="fr_FR" w:bidi="fr_FR"/>
+        </w:rPr>
+        <w:t>8.8</w:t>
+      </w:r>
       <w:r>
         <w:rPr>
           <w:lang w:val="fr_FR" w:bidi="fr_FR"/>
         </w:rPr>
         <w:t>), mais il est de notre responsabilité de vivre sagement entre ces deux événements. • Planter et... arracher : des décisions agricoles sages doivent être prises en saison. • Dans l'Israël antique, le temps de tuer inclut la peine capitale et la guerre. • En temps de deuil, on avait coutume au Proche-Orient de déchirer ses vêtements. • Il y a un temps pour haïr, même pour Dieu (</w:t>
       </w:r>
-      <w:hyperlink r:id="rId54">
-        <w:r>
-          <w:rPr>
-            <w:lang w:val="fr_FR" w:bidi="fr_FR"/>
-          </w:rPr>
-          <w:rPr>
-            <w:color w:val="0000EE"/>
-            <w:u w:val="single"/>
-          </w:rPr>
-          <w:t>Ps 5.5</w:t>
-        </w:r>
-      </w:hyperlink>
+      <w:r>
+        <w:rPr>
+          <w:lang w:val="fr_FR" w:bidi="fr_FR"/>
+        </w:rPr>
+        <w:t>Ps 5.5</w:t>
+      </w:r>
       <w:r>
         <w:rPr>
           <w:lang w:val="fr_FR" w:bidi="fr_FR"/>
         </w:rPr>
         <w:t xml:space="preserve"> ; </w:t>
       </w:r>
-      <w:hyperlink r:id="rId55">
-        <w:r>
-          <w:rPr>
-            <w:lang w:val="fr_FR" w:bidi="fr_FR"/>
-          </w:rPr>
-          <w:rPr>
-            <w:color w:val="0000EE"/>
-            <w:u w:val="single"/>
-          </w:rPr>
-          <w:t>11.5</w:t>
-        </w:r>
-      </w:hyperlink>
+      <w:r>
+        <w:rPr>
+          <w:lang w:val="fr_FR" w:bidi="fr_FR"/>
+        </w:rPr>
+        <w:t>11.5</w:t>
+      </w:r>
       <w:r>
         <w:rPr>
           <w:lang w:val="fr_FR" w:bidi="fr_FR"/>
@@ -2731,18 +2467,12 @@
         </w:rPr>
         <w:t xml:space="preserve">Voir </w:t>
       </w:r>
-      <w:hyperlink r:id="rId56">
-        <w:r>
-          <w:rPr>
-            <w:lang w:val="fr_FR" w:bidi="fr_FR"/>
-          </w:rPr>
-          <w:rPr>
-            <w:color w:val="0000EE"/>
-            <w:u w:val="single"/>
-          </w:rPr>
-          <w:t>3.12–13</w:t>
-        </w:r>
-      </w:hyperlink>
+      <w:r>
+        <w:rPr>
+          <w:lang w:val="fr_FR" w:bidi="fr_FR"/>
+        </w:rPr>
+        <w:t>3.12–13</w:t>
+      </w:r>
       <w:r>
         <w:rPr>
           <w:lang w:val="fr_FR" w:bidi="fr_FR"/>
@@ -2797,36 +2527,24 @@
         </w:rPr>
         <w:t>Même si chaque activité a son temps (</w:t>
       </w:r>
-      <w:hyperlink r:id="rId57">
-        <w:r>
-          <w:rPr>
-            <w:lang w:val="fr_FR" w:bidi="fr_FR"/>
-          </w:rPr>
-          <w:rPr>
-            <w:color w:val="0000EE"/>
-            <w:u w:val="single"/>
-          </w:rPr>
-          <w:t>3.1–8</w:t>
-        </w:r>
-      </w:hyperlink>
+      <w:r>
+        <w:rPr>
+          <w:lang w:val="fr_FR" w:bidi="fr_FR"/>
+        </w:rPr>
+        <w:t>3.1–8</w:t>
+      </w:r>
       <w:r>
         <w:rPr>
           <w:lang w:val="fr_FR" w:bidi="fr_FR"/>
         </w:rPr>
         <w:t>), seul Dieu sait quel est ce temps (</w:t>
       </w:r>
-      <w:hyperlink r:id="rId57">
-        <w:r>
-          <w:rPr>
-            <w:lang w:val="fr_FR" w:bidi="fr_FR"/>
-          </w:rPr>
-          <w:rPr>
-            <w:color w:val="0000EE"/>
-            <w:u w:val="single"/>
-          </w:rPr>
-          <w:t>3.9–11</w:t>
-        </w:r>
-      </w:hyperlink>
+      <w:r>
+        <w:rPr>
+          <w:lang w:val="fr_FR" w:bidi="fr_FR"/>
+        </w:rPr>
+        <w:t>3.9–11</w:t>
+      </w:r>
       <w:r>
         <w:rPr>
           <w:lang w:val="fr_FR" w:bidi="fr_FR"/>
@@ -2887,36 +2605,24 @@
         </w:rPr>
         <w:t xml:space="preserve"> : Dieu a rendu notre travail plus pénible suite à notre rébellion contre lui (</w:t>
       </w:r>
-      <w:hyperlink r:id="rId58">
-        <w:r>
-          <w:rPr>
-            <w:lang w:val="fr_FR" w:bidi="fr_FR"/>
-          </w:rPr>
-          <w:rPr>
-            <w:color w:val="0000EE"/>
-            <w:u w:val="single"/>
-          </w:rPr>
-          <w:t>Gn 3.17–19</w:t>
-        </w:r>
-      </w:hyperlink>
+      <w:r>
+        <w:rPr>
+          <w:lang w:val="fr_FR" w:bidi="fr_FR"/>
+        </w:rPr>
+        <w:t>Gn 3.17–19</w:t>
+      </w:r>
       <w:r>
         <w:rPr>
           <w:lang w:val="fr_FR" w:bidi="fr_FR"/>
         </w:rPr>
         <w:t>). Ce fardeau n'est pas trop lourd pour que nous puissions savourer notre travail et ses fruits. (</w:t>
       </w:r>
-      <w:hyperlink r:id="rId59">
-        <w:r>
-          <w:rPr>
-            <w:lang w:val="fr_FR" w:bidi="fr_FR"/>
-          </w:rPr>
-          <w:rPr>
-            <w:color w:val="0000EE"/>
-            <w:u w:val="single"/>
-          </w:rPr>
-          <w:t>Ec 3.11–13</w:t>
-        </w:r>
-      </w:hyperlink>
+      <w:r>
+        <w:rPr>
+          <w:lang w:val="fr_FR" w:bidi="fr_FR"/>
+        </w:rPr>
+        <w:t>Ec 3.11–13</w:t>
+      </w:r>
       <w:r>
         <w:rPr>
           <w:lang w:val="fr_FR" w:bidi="fr_FR"/>
@@ -2977,18 +2683,12 @@
         </w:rPr>
         <w:t xml:space="preserve"> : Nous pouvons parfois voir cette beauté dans notre travail et dans le monde, mais elle reste souvent invisible ; Dieu se réserve le droit de comprendre comment tout s'assemble.(cf. </w:t>
       </w:r>
-      <w:hyperlink r:id="rId60">
-        <w:r>
-          <w:rPr>
-            <w:lang w:val="fr_FR" w:bidi="fr_FR"/>
-          </w:rPr>
-          <w:rPr>
-            <w:color w:val="0000EE"/>
-            <w:u w:val="single"/>
-          </w:rPr>
-          <w:t>Rm 8.22–28</w:t>
-        </w:r>
-      </w:hyperlink>
+      <w:r>
+        <w:rPr>
+          <w:lang w:val="fr_FR" w:bidi="fr_FR"/>
+        </w:rPr>
+        <w:t>Rm 8.22–28</w:t>
+      </w:r>
       <w:r>
         <w:rPr>
           <w:lang w:val="fr_FR" w:bidi="fr_FR"/>
@@ -3049,18 +2749,12 @@
         </w:rPr>
         <w:t xml:space="preserve"> : même si la vie et le travail peuvent être pesants, la conclusion de l'Ecclésiaste (reprise de </w:t>
       </w:r>
-      <w:hyperlink r:id="rId61">
-        <w:r>
-          <w:rPr>
-            <w:lang w:val="fr_FR" w:bidi="fr_FR"/>
-          </w:rPr>
-          <w:rPr>
-            <w:color w:val="0000EE"/>
-            <w:u w:val="single"/>
-          </w:rPr>
-          <w:t>2.24</w:t>
-        </w:r>
-      </w:hyperlink>
+      <w:r>
+        <w:rPr>
+          <w:lang w:val="fr_FR" w:bidi="fr_FR"/>
+        </w:rPr>
+        <w:t>2.24</w:t>
+      </w:r>
       <w:r>
         <w:rPr>
           <w:lang w:val="fr_FR" w:bidi="fr_FR"/>
@@ -3169,18 +2863,12 @@
         </w:rPr>
         <w:t xml:space="preserve"> : la répétition de l'histoire (</w:t>
       </w:r>
-      <w:hyperlink r:id="rId36">
-        <w:r>
-          <w:rPr>
-            <w:lang w:val="fr_FR" w:bidi="fr_FR"/>
-          </w:rPr>
-          <w:rPr>
-            <w:color w:val="0000EE"/>
-            <w:u w:val="single"/>
-          </w:rPr>
-          <w:t>1.9–10</w:t>
-        </w:r>
-      </w:hyperlink>
+      <w:r>
+        <w:rPr>
+          <w:lang w:val="fr_FR" w:bidi="fr_FR"/>
+        </w:rPr>
+        <w:t>1.9–10</w:t>
+      </w:r>
       <w:r>
         <w:rPr>
           <w:lang w:val="fr_FR" w:bidi="fr_FR"/>
@@ -3241,18 +2929,12 @@
         </w:rPr>
         <w:t xml:space="preserve"> : en Israël, les procédures judiciaires locales se faisaient aux portes de la ville, où les anciens de la ville siégeaient pour entendre et juger les affaires juridiques (par exemple, voir </w:t>
       </w:r>
-      <w:hyperlink r:id="rId62">
-        <w:r>
-          <w:rPr>
-            <w:lang w:val="fr_FR" w:bidi="fr_FR"/>
-          </w:rPr>
-          <w:rPr>
-            <w:color w:val="0000EE"/>
-            <w:u w:val="single"/>
-          </w:rPr>
-          <w:t>Rt 4.1–12</w:t>
-        </w:r>
-      </w:hyperlink>
+      <w:r>
+        <w:rPr>
+          <w:lang w:val="fr_FR" w:bidi="fr_FR"/>
+        </w:rPr>
+        <w:t>Rt 4.1–12</w:t>
+      </w:r>
       <w:r>
         <w:rPr>
           <w:lang w:val="fr_FR" w:bidi="fr_FR"/>
@@ -3361,36 +3043,24 @@
         </w:rPr>
         <w:t xml:space="preserve"> : les injustices humaines (</w:t>
       </w:r>
-      <w:hyperlink r:id="rId63">
-        <w:r>
-          <w:rPr>
-            <w:lang w:val="fr_FR" w:bidi="fr_FR"/>
-          </w:rPr>
-          <w:rPr>
-            <w:color w:val="0000EE"/>
-            <w:u w:val="single"/>
-          </w:rPr>
-          <w:t>3.16</w:t>
-        </w:r>
-      </w:hyperlink>
+      <w:r>
+        <w:rPr>
+          <w:lang w:val="fr_FR" w:bidi="fr_FR"/>
+        </w:rPr>
+        <w:t>3.16</w:t>
+      </w:r>
       <w:r>
         <w:rPr>
           <w:lang w:val="fr_FR" w:bidi="fr_FR"/>
         </w:rPr>
         <w:t>) sont temporaires et seront corrigées par la justice de Dieu. Le narrateur le répète pour clore l'ensemble du livre. (</w:t>
       </w:r>
-      <w:hyperlink r:id="rId64">
-        <w:r>
-          <w:rPr>
-            <w:lang w:val="fr_FR" w:bidi="fr_FR"/>
-          </w:rPr>
-          <w:rPr>
-            <w:color w:val="0000EE"/>
-            <w:u w:val="single"/>
-          </w:rPr>
-          <w:t>12.14</w:t>
-        </w:r>
-      </w:hyperlink>
+      <w:r>
+        <w:rPr>
+          <w:lang w:val="fr_FR" w:bidi="fr_FR"/>
+        </w:rPr>
+        <w:t>12.14</w:t>
+      </w:r>
       <w:r>
         <w:rPr>
           <w:lang w:val="fr_FR" w:bidi="fr_FR"/>
@@ -3445,18 +3115,12 @@
         </w:rPr>
         <w:t xml:space="preserve">En matière de respiration et de mort, l'homme n'est pas supérieur à l'animal. Cependant, il a d'autres avantages par rapport à la race animale (par exemple, voir </w:t>
       </w:r>
-      <w:hyperlink r:id="rId65">
-        <w:r>
-          <w:rPr>
-            <w:lang w:val="fr_FR" w:bidi="fr_FR"/>
-          </w:rPr>
-          <w:rPr>
-            <w:color w:val="0000EE"/>
-            <w:u w:val="single"/>
-          </w:rPr>
-          <w:t>Gn 1.26–28</w:t>
-        </w:r>
-      </w:hyperlink>
+      <w:r>
+        <w:rPr>
+          <w:lang w:val="fr_FR" w:bidi="fr_FR"/>
+        </w:rPr>
+        <w:t>Gn 1.26–28</w:t>
+      </w:r>
       <w:r>
         <w:rPr>
           <w:lang w:val="fr_FR" w:bidi="fr_FR"/>
@@ -3517,18 +3181,12 @@
         </w:rPr>
         <w:t xml:space="preserve"> : l'Ecclésiaste fait référence au jugement que Dieu a prononcé à l'encontre de l'humanité suite à sa rébellion en Éden (voir </w:t>
       </w:r>
-      <w:hyperlink r:id="rId66">
-        <w:r>
-          <w:rPr>
-            <w:lang w:val="fr_FR" w:bidi="fr_FR"/>
-          </w:rPr>
-          <w:rPr>
-            <w:color w:val="0000EE"/>
-            <w:u w:val="single"/>
-          </w:rPr>
-          <w:t>Gn 3.19</w:t>
-        </w:r>
-      </w:hyperlink>
+      <w:r>
+        <w:rPr>
+          <w:lang w:val="fr_FR" w:bidi="fr_FR"/>
+        </w:rPr>
+        <w:t>Gn 3.19</w:t>
+      </w:r>
       <w:r>
         <w:rPr>
           <w:lang w:val="fr_FR" w:bidi="fr_FR"/>
@@ -3589,18 +3247,12 @@
         </w:rPr>
         <w:t xml:space="preserve"> : Cf. </w:t>
       </w:r>
-      <w:hyperlink r:id="rId67">
-        <w:r>
-          <w:rPr>
-            <w:lang w:val="fr_FR" w:bidi="fr_FR"/>
-          </w:rPr>
-          <w:rPr>
-            <w:color w:val="0000EE"/>
-            <w:u w:val="single"/>
-          </w:rPr>
-          <w:t>12.7</w:t>
-        </w:r>
-      </w:hyperlink>
+      <w:r>
+        <w:rPr>
+          <w:lang w:val="fr_FR" w:bidi="fr_FR"/>
+        </w:rPr>
+        <w:t>12.7</w:t>
+      </w:r>
       <w:r>
         <w:rPr>
           <w:lang w:val="fr_FR" w:bidi="fr_FR"/>
@@ -3661,36 +3313,24 @@
         </w:rPr>
         <w:t xml:space="preserve"> : le travail est mentionné ici comme une source de plaisir à part entière, indépendamment de la nourriture et de la boisson (cf. </w:t>
       </w:r>
-      <w:hyperlink r:id="rId68">
-        <w:r>
-          <w:rPr>
-            <w:lang w:val="fr_FR" w:bidi="fr_FR"/>
-          </w:rPr>
-          <w:rPr>
-            <w:color w:val="0000EE"/>
-            <w:u w:val="single"/>
-          </w:rPr>
-          <w:t>2.24–25</w:t>
-        </w:r>
-      </w:hyperlink>
+      <w:r>
+        <w:rPr>
+          <w:lang w:val="fr_FR" w:bidi="fr_FR"/>
+        </w:rPr>
+        <w:t>2.24–25</w:t>
+      </w:r>
       <w:r>
         <w:rPr>
           <w:lang w:val="fr_FR" w:bidi="fr_FR"/>
         </w:rPr>
         <w:t xml:space="preserve"> ; </w:t>
       </w:r>
-      <w:hyperlink r:id="rId56">
-        <w:r>
-          <w:rPr>
-            <w:lang w:val="fr_FR" w:bidi="fr_FR"/>
-          </w:rPr>
-          <w:rPr>
-            <w:color w:val="0000EE"/>
-            <w:u w:val="single"/>
-          </w:rPr>
-          <w:t>3.12–13</w:t>
-        </w:r>
-      </w:hyperlink>
+      <w:r>
+        <w:rPr>
+          <w:lang w:val="fr_FR" w:bidi="fr_FR"/>
+        </w:rPr>
+        <w:t>3.12–13</w:t>
+      </w:r>
       <w:r>
         <w:rPr>
           <w:lang w:val="fr_FR" w:bidi="fr_FR"/>
@@ -3841,18 +3481,12 @@
         </w:rPr>
         <w:t>Pour la plupart, l'esprit de compétition nous pousse à chercher à réussir dans la vie. Étant donné que les fruits de ces efforts n'ont pas de valeur intrinsèque, l'Ecclésiaste recommande que la modération (</w:t>
       </w:r>
-      <w:hyperlink r:id="rId69">
-        <w:r>
-          <w:rPr>
-            <w:lang w:val="fr_FR" w:bidi="fr_FR"/>
-          </w:rPr>
-          <w:rPr>
-            <w:color w:val="0000EE"/>
-            <w:u w:val="single"/>
-          </w:rPr>
-          <w:t>4.5–6</w:t>
-        </w:r>
-      </w:hyperlink>
+      <w:r>
+        <w:rPr>
+          <w:lang w:val="fr_FR" w:bidi="fr_FR"/>
+        </w:rPr>
+        <w:t>4.5–6</w:t>
+      </w:r>
       <w:r>
         <w:rPr>
           <w:lang w:val="fr_FR" w:bidi="fr_FR"/>
@@ -3907,18 +3541,12 @@
         </w:rPr>
         <w:t xml:space="preserve">L'insensé ne tente même pas de réussir et finit dans la misère. D'autres se consacrent frénétiquement, à deux mains — tout leur temps et leurs efforts — au travail acharné, à la poursuite d'une richesse éphémère dont ils n'auront pas le temps de profiter (cf. </w:t>
       </w:r>
-      <w:hyperlink r:id="rId70">
-        <w:r>
-          <w:rPr>
-            <w:lang w:val="fr_FR" w:bidi="fr_FR"/>
-          </w:rPr>
-          <w:rPr>
-            <w:color w:val="0000EE"/>
-            <w:u w:val="single"/>
-          </w:rPr>
-          <w:t>Pr 23.4–5</w:t>
-        </w:r>
-      </w:hyperlink>
+      <w:r>
+        <w:rPr>
+          <w:lang w:val="fr_FR" w:bidi="fr_FR"/>
+        </w:rPr>
+        <w:t>Pr 23.4–5</w:t>
+      </w:r>
       <w:r>
         <w:rPr>
           <w:lang w:val="fr_FR" w:bidi="fr_FR"/>
@@ -3973,18 +3601,12 @@
         </w:rPr>
         <w:t xml:space="preserve">Cet homme solitaire est un exemple concret du principe exprimé en </w:t>
       </w:r>
-      <w:hyperlink r:id="rId71">
-        <w:r>
-          <w:rPr>
-            <w:lang w:val="fr_FR" w:bidi="fr_FR"/>
-          </w:rPr>
-          <w:rPr>
-            <w:color w:val="0000EE"/>
-            <w:u w:val="single"/>
-          </w:rPr>
-          <w:t>4.6</w:t>
-        </w:r>
-      </w:hyperlink>
+      <w:r>
+        <w:rPr>
+          <w:lang w:val="fr_FR" w:bidi="fr_FR"/>
+        </w:rPr>
+        <w:t>4.6</w:t>
+      </w:r>
       <w:r>
         <w:rPr>
           <w:lang w:val="fr_FR" w:bidi="fr_FR"/>
@@ -4045,18 +3667,12 @@
         </w:rPr>
         <w:t xml:space="preserve"> : l'homme solitaire (</w:t>
       </w:r>
-      <w:hyperlink r:id="rId72">
-        <w:r>
-          <w:rPr>
-            <w:lang w:val="fr_FR" w:bidi="fr_FR"/>
-          </w:rPr>
-          <w:rPr>
-            <w:color w:val="0000EE"/>
-            <w:u w:val="single"/>
-          </w:rPr>
-          <w:t>4.8</w:t>
-        </w:r>
-      </w:hyperlink>
+      <w:r>
+        <w:rPr>
+          <w:lang w:val="fr_FR" w:bidi="fr_FR"/>
+        </w:rPr>
+        <w:t>4.8</w:t>
+      </w:r>
       <w:r>
         <w:rPr>
           <w:lang w:val="fr_FR" w:bidi="fr_FR"/>
@@ -4273,18 +3889,12 @@
         </w:rPr>
         <w:t xml:space="preserve"> : la modération devrait caractériser nos efforts et nos paroles (cf. </w:t>
       </w:r>
-      <w:hyperlink r:id="rId73">
-        <w:r>
-          <w:rPr>
-            <w:lang w:val="fr_FR" w:bidi="fr_FR"/>
-          </w:rPr>
-          <w:rPr>
-            <w:color w:val="0000EE"/>
-            <w:u w:val="single"/>
-          </w:rPr>
-          <w:t>Pr 10.19</w:t>
-        </w:r>
-      </w:hyperlink>
+      <w:r>
+        <w:rPr>
+          <w:lang w:val="fr_FR" w:bidi="fr_FR"/>
+        </w:rPr>
+        <w:t>Pr 10.19</w:t>
+      </w:r>
       <w:r>
         <w:rPr>
           <w:lang w:val="fr_FR" w:bidi="fr_FR"/>
@@ -4345,54 +3955,36 @@
         </w:rPr>
         <w:t xml:space="preserve"> : il s'agit pratiquement d'une citation exacte de la loi.(</w:t>
       </w:r>
-      <w:hyperlink r:id="rId74">
-        <w:r>
-          <w:rPr>
-            <w:lang w:val="fr_FR" w:bidi="fr_FR"/>
-          </w:rPr>
-          <w:rPr>
-            <w:color w:val="0000EE"/>
-            <w:u w:val="single"/>
-          </w:rPr>
-          <w:t>Dt 23.21–23</w:t>
-        </w:r>
-      </w:hyperlink>
+      <w:r>
+        <w:rPr>
+          <w:lang w:val="fr_FR" w:bidi="fr_FR"/>
+        </w:rPr>
+        <w:t>Dt 23.21–23</w:t>
+      </w:r>
       <w:r>
         <w:rPr>
           <w:lang w:val="fr_FR" w:bidi="fr_FR"/>
         </w:rPr>
         <w:t xml:space="preserve"> ; voir aussi </w:t>
       </w:r>
-      <w:hyperlink r:id="rId75">
-        <w:r>
-          <w:rPr>
-            <w:lang w:val="fr_FR" w:bidi="fr_FR"/>
-          </w:rPr>
-          <w:rPr>
-            <w:color w:val="0000EE"/>
-            <w:u w:val="single"/>
-          </w:rPr>
-          <w:t>Pr 12.22</w:t>
-        </w:r>
-      </w:hyperlink>
+      <w:r>
+        <w:rPr>
+          <w:lang w:val="fr_FR" w:bidi="fr_FR"/>
+        </w:rPr>
+        <w:t>Pr 12.22</w:t>
+      </w:r>
       <w:r>
         <w:rPr>
           <w:lang w:val="fr_FR" w:bidi="fr_FR"/>
         </w:rPr>
         <w:t xml:space="preserve"> ; </w:t>
       </w:r>
-      <w:hyperlink r:id="rId76">
-        <w:r>
-          <w:rPr>
-            <w:lang w:val="fr_FR" w:bidi="fr_FR"/>
-          </w:rPr>
-          <w:rPr>
-            <w:color w:val="0000EE"/>
-            <w:u w:val="single"/>
-          </w:rPr>
-          <w:t>20.25</w:t>
-        </w:r>
-      </w:hyperlink>
+      <w:r>
+        <w:rPr>
+          <w:lang w:val="fr_FR" w:bidi="fr_FR"/>
+        </w:rPr>
+        <w:t>20.25</w:t>
+      </w:r>
       <w:r>
         <w:rPr>
           <w:lang w:val="fr_FR" w:bidi="fr_FR"/>
@@ -4447,36 +4039,24 @@
         </w:rPr>
         <w:t xml:space="preserve">crains Dieu : la révérence à l'égard de Dieu est le fondement de paroles et d'activités qui en valent la peine (voir </w:t>
       </w:r>
-      <w:hyperlink r:id="rId77">
-        <w:r>
-          <w:rPr>
-            <w:lang w:val="fr_FR" w:bidi="fr_FR"/>
-          </w:rPr>
-          <w:rPr>
-            <w:color w:val="0000EE"/>
-            <w:u w:val="single"/>
-          </w:rPr>
-          <w:t>12.1</w:t>
-        </w:r>
-      </w:hyperlink>
+      <w:r>
+        <w:rPr>
+          <w:lang w:val="fr_FR" w:bidi="fr_FR"/>
+        </w:rPr>
+        <w:t>12.1</w:t>
+      </w:r>
       <w:r>
         <w:rPr>
           <w:lang w:val="fr_FR" w:bidi="fr_FR"/>
         </w:rPr>
         <w:t xml:space="preserve"> ; </w:t>
       </w:r>
-      <w:hyperlink r:id="rId78">
-        <w:r>
-          <w:rPr>
-            <w:lang w:val="fr_FR" w:bidi="fr_FR"/>
-          </w:rPr>
-          <w:rPr>
-            <w:color w:val="0000EE"/>
-            <w:u w:val="single"/>
-          </w:rPr>
-          <w:t>Pr 1.7</w:t>
-        </w:r>
-      </w:hyperlink>
+      <w:r>
+        <w:rPr>
+          <w:lang w:val="fr_FR" w:bidi="fr_FR"/>
+        </w:rPr>
+        <w:t>Pr 1.7</w:t>
+      </w:r>
       <w:r>
         <w:rPr>
           <w:lang w:val="fr_FR" w:bidi="fr_FR"/>
@@ -4545,18 +4125,12 @@
         </w:rPr>
         <w:t xml:space="preserve">Un avantage pour le pays à tous égards, c’est un roi honoré du pays : la bureaucratie apporte l'oppression plutôt que la justice, et même le roi peut potentiellement rajouter à l'oppression (voir aussi </w:t>
       </w:r>
-      <w:hyperlink r:id="rId79">
-        <w:r>
-          <w:rPr>
-            <w:lang w:val="fr_FR" w:bidi="fr_FR"/>
-          </w:rPr>
-          <w:rPr>
-            <w:color w:val="0000EE"/>
-            <w:u w:val="single"/>
-          </w:rPr>
-          <w:t>1S 8.11–18</w:t>
-        </w:r>
-      </w:hyperlink>
+      <w:r>
+        <w:rPr>
+          <w:lang w:val="fr_FR" w:bidi="fr_FR"/>
+        </w:rPr>
+        <w:t>1S 8.11–18</w:t>
+      </w:r>
       <w:r>
         <w:rPr>
           <w:lang w:val="fr_FR" w:bidi="fr_FR"/>
@@ -4665,18 +4239,12 @@
         </w:rPr>
         <w:t>: travailler dur et se contenter de ce que l'on a, voilà la garantie d'une vie paisible et productive. Rechercher la richesse à tout prix conduit inutilement à l'anxiété (</w:t>
       </w:r>
-      <w:hyperlink r:id="rId80">
-        <w:r>
-          <w:rPr>
-            <w:lang w:val="fr_FR" w:bidi="fr_FR"/>
-          </w:rPr>
-          <w:rPr>
-            <w:color w:val="0000EE"/>
-            <w:u w:val="single"/>
-          </w:rPr>
-          <w:t>5.3</w:t>
-        </w:r>
-      </w:hyperlink>
+      <w:r>
+        <w:rPr>
+          <w:lang w:val="fr_FR" w:bidi="fr_FR"/>
+        </w:rPr>
+        <w:t>5.3</w:t>
+      </w:r>
       <w:r>
         <w:rPr>
           <w:lang w:val="fr_FR" w:bidi="fr_FR"/>
@@ -4899,36 +4467,24 @@
         </w:rPr>
         <w:t xml:space="preserve">La parabole de cet homme malheureux ressemble à </w:t>
       </w:r>
-      <w:hyperlink r:id="rId81">
-        <w:r>
-          <w:rPr>
-            <w:lang w:val="fr_FR" w:bidi="fr_FR"/>
-          </w:rPr>
-          <w:rPr>
-            <w:color w:val="0000EE"/>
-            <w:u w:val="single"/>
-          </w:rPr>
-          <w:t>4.7–8</w:t>
-        </w:r>
-      </w:hyperlink>
+      <w:r>
+        <w:rPr>
+          <w:lang w:val="fr_FR" w:bidi="fr_FR"/>
+        </w:rPr>
+        <w:t>4.7–8</w:t>
+      </w:r>
       <w:r>
         <w:rPr>
           <w:lang w:val="fr_FR" w:bidi="fr_FR"/>
         </w:rPr>
         <w:t xml:space="preserve"> et </w:t>
       </w:r>
-      <w:hyperlink r:id="rId82">
-        <w:r>
-          <w:rPr>
-            <w:lang w:val="fr_FR" w:bidi="fr_FR"/>
-          </w:rPr>
-          <w:rPr>
-            <w:color w:val="0000EE"/>
-            <w:u w:val="single"/>
-          </w:rPr>
-          <w:t>5.13–17</w:t>
-        </w:r>
-      </w:hyperlink>
+      <w:r>
+        <w:rPr>
+          <w:lang w:val="fr_FR" w:bidi="fr_FR"/>
+        </w:rPr>
+        <w:t>5.13–17</w:t>
+      </w:r>
       <w:r>
         <w:rPr>
           <w:lang w:val="fr_FR" w:bidi="fr_FR"/>
@@ -5037,18 +4593,12 @@
         </w:rPr>
         <w:t xml:space="preserve">On n'est jamais satisfaits de ce que l'on a, quelle qu'en soit la quantité (cf. </w:t>
       </w:r>
-      <w:hyperlink r:id="rId83">
-        <w:r>
-          <w:rPr>
-            <w:lang w:val="fr_FR" w:bidi="fr_FR"/>
-          </w:rPr>
-          <w:rPr>
-            <w:color w:val="0000EE"/>
-            <w:u w:val="single"/>
-          </w:rPr>
-          <w:t>5.10</w:t>
-        </w:r>
-      </w:hyperlink>
+      <w:r>
+        <w:rPr>
+          <w:lang w:val="fr_FR" w:bidi="fr_FR"/>
+        </w:rPr>
+        <w:t>5.10</w:t>
+      </w:r>
       <w:r>
         <w:rPr>
           <w:lang w:val="fr_FR" w:bidi="fr_FR"/>
@@ -5163,90 +4713,60 @@
         </w:rPr>
         <w:t xml:space="preserve">: cf. </w:t>
       </w:r>
-      <w:hyperlink r:id="rId84">
-        <w:r>
-          <w:rPr>
-            <w:lang w:val="fr_FR" w:bidi="fr_FR"/>
-          </w:rPr>
-          <w:rPr>
-            <w:color w:val="0000EE"/>
-            <w:u w:val="single"/>
-          </w:rPr>
-          <w:t>Rm 8.29</w:t>
-        </w:r>
-      </w:hyperlink>
+      <w:r>
+        <w:rPr>
+          <w:lang w:val="fr_FR" w:bidi="fr_FR"/>
+        </w:rPr>
+        <w:t>Rm 8.29</w:t>
+      </w:r>
       <w:r>
         <w:rPr>
           <w:lang w:val="fr_FR" w:bidi="fr_FR"/>
         </w:rPr>
         <w:t xml:space="preserve"> ; </w:t>
       </w:r>
-      <w:hyperlink r:id="rId85">
-        <w:r>
-          <w:rPr>
-            <w:lang w:val="fr_FR" w:bidi="fr_FR"/>
-          </w:rPr>
-          <w:rPr>
-            <w:color w:val="0000EE"/>
-            <w:u w:val="single"/>
-          </w:rPr>
-          <w:t>Ep 1.5</w:t>
-        </w:r>
-      </w:hyperlink>
+      <w:r>
+        <w:rPr>
+          <w:lang w:val="fr_FR" w:bidi="fr_FR"/>
+        </w:rPr>
+        <w:t>Ep 1.5</w:t>
+      </w:r>
       <w:r>
         <w:rPr>
           <w:lang w:val="fr_FR" w:bidi="fr_FR"/>
         </w:rPr>
         <w:t xml:space="preserve">, </w:t>
       </w:r>
-      <w:hyperlink r:id="rId86">
-        <w:r>
-          <w:rPr>
-            <w:lang w:val="fr_FR" w:bidi="fr_FR"/>
-          </w:rPr>
-          <w:rPr>
-            <w:color w:val="0000EE"/>
-            <w:u w:val="single"/>
-          </w:rPr>
-          <w:t>11</w:t>
-        </w:r>
-      </w:hyperlink>
+      <w:r>
+        <w:rPr>
+          <w:lang w:val="fr_FR" w:bidi="fr_FR"/>
+        </w:rPr>
+        <w:t>11</w:t>
+      </w:r>
       <w:r>
         <w:rPr>
           <w:lang w:val="fr_FR" w:bidi="fr_FR"/>
         </w:rPr>
         <w:t xml:space="preserve">. • ce que chaque personne sera est connu depuis longtemps : cf. </w:t>
       </w:r>
-      <w:hyperlink r:id="rId87">
-        <w:r>
-          <w:rPr>
-            <w:lang w:val="fr_FR" w:bidi="fr_FR"/>
-          </w:rPr>
-          <w:rPr>
-            <w:color w:val="0000EE"/>
-            <w:u w:val="single"/>
-          </w:rPr>
-          <w:t>Ps 139.15–16</w:t>
-        </w:r>
-      </w:hyperlink>
+      <w:r>
+        <w:rPr>
+          <w:lang w:val="fr_FR" w:bidi="fr_FR"/>
+        </w:rPr>
+        <w:t>Ps 139.15–16</w:t>
+      </w:r>
       <w:r>
         <w:rPr>
           <w:lang w:val="fr_FR" w:bidi="fr_FR"/>
         </w:rPr>
         <w:t xml:space="preserve">. • Inutile de discuter avec Dieu de votre destin : cf. </w:t>
       </w:r>
-      <w:hyperlink r:id="rId88">
-        <w:r>
-          <w:rPr>
-            <w:lang w:val="fr_FR" w:bidi="fr_FR"/>
-          </w:rPr>
-          <w:rPr>
-            <w:color w:val="0000EE"/>
-            <w:u w:val="single"/>
-          </w:rPr>
-          <w:t>Rm 9.20–24</w:t>
-        </w:r>
-      </w:hyperlink>
+      <w:r>
+        <w:rPr>
+          <w:lang w:val="fr_FR" w:bidi="fr_FR"/>
+        </w:rPr>
+        <w:t>Rm 9.20–24</w:t>
+      </w:r>
       <w:r>
         <w:rPr>
           <w:lang w:val="fr_FR" w:bidi="fr_FR"/>
@@ -5355,36 +4875,24 @@
         </w:rPr>
         <w:t xml:space="preserve"> : cf. </w:t>
       </w:r>
-      <w:hyperlink r:id="rId73">
-        <w:r>
-          <w:rPr>
-            <w:lang w:val="fr_FR" w:bidi="fr_FR"/>
-          </w:rPr>
-          <w:rPr>
-            <w:color w:val="0000EE"/>
-            <w:u w:val="single"/>
-          </w:rPr>
-          <w:t>Pr 10.19</w:t>
-        </w:r>
-      </w:hyperlink>
+      <w:r>
+        <w:rPr>
+          <w:lang w:val="fr_FR" w:bidi="fr_FR"/>
+        </w:rPr>
+        <w:t>Pr 10.19</w:t>
+      </w:r>
       <w:r>
         <w:rPr>
           <w:lang w:val="fr_FR" w:bidi="fr_FR"/>
         </w:rPr>
         <w:t xml:space="preserve"> ; </w:t>
       </w:r>
-      <w:hyperlink r:id="rId89">
-        <w:r>
-          <w:rPr>
-            <w:lang w:val="fr_FR" w:bidi="fr_FR"/>
-          </w:rPr>
-          <w:rPr>
-            <w:color w:val="0000EE"/>
-            <w:u w:val="single"/>
-          </w:rPr>
-          <w:t>17.28</w:t>
-        </w:r>
-      </w:hyperlink>
+      <w:r>
+        <w:rPr>
+          <w:lang w:val="fr_FR" w:bidi="fr_FR"/>
+        </w:rPr>
+        <w:t>17.28</w:t>
+      </w:r>
       <w:r>
         <w:rPr>
           <w:lang w:val="fr_FR" w:bidi="fr_FR"/>
@@ -5439,216 +4947,144 @@
         </w:rPr>
         <w:t>Qui sait ? Qui peut dire ? Ces questions ont déjà trouvé réponse. Nous ferions mieux de vivre avec sagesse en profitant de notre travail et des dons de Dieu (</w:t>
       </w:r>
-      <w:hyperlink r:id="rId90">
-        <w:r>
-          <w:rPr>
-            <w:lang w:val="fr_FR" w:bidi="fr_FR"/>
-          </w:rPr>
-          <w:rPr>
-            <w:color w:val="0000EE"/>
-            <w:u w:val="single"/>
-          </w:rPr>
-          <w:t>2.13–14</w:t>
-        </w:r>
-      </w:hyperlink>
+      <w:r>
+        <w:rPr>
+          <w:lang w:val="fr_FR" w:bidi="fr_FR"/>
+        </w:rPr>
+        <w:t>2.13–14</w:t>
+      </w:r>
       <w:r>
         <w:rPr>
           <w:lang w:val="fr_FR" w:bidi="fr_FR"/>
         </w:rPr>
         <w:t xml:space="preserve">, </w:t>
       </w:r>
-      <w:hyperlink r:id="rId61">
-        <w:r>
-          <w:rPr>
-            <w:lang w:val="fr_FR" w:bidi="fr_FR"/>
-          </w:rPr>
-          <w:rPr>
-            <w:color w:val="0000EE"/>
-            <w:u w:val="single"/>
-          </w:rPr>
-          <w:t>24</w:t>
-        </w:r>
-      </w:hyperlink>
+      <w:r>
+        <w:rPr>
+          <w:lang w:val="fr_FR" w:bidi="fr_FR"/>
+        </w:rPr>
+        <w:t>24</w:t>
+      </w:r>
       <w:r>
         <w:rPr>
           <w:lang w:val="fr_FR" w:bidi="fr_FR"/>
         </w:rPr>
         <w:t xml:space="preserve"> ; </w:t>
       </w:r>
-      <w:hyperlink r:id="rId91">
-        <w:r>
-          <w:rPr>
-            <w:lang w:val="fr_FR" w:bidi="fr_FR"/>
-          </w:rPr>
-          <w:rPr>
-            <w:color w:val="0000EE"/>
-            <w:u w:val="single"/>
-          </w:rPr>
-          <w:t>3.22</w:t>
-        </w:r>
-      </w:hyperlink>
+      <w:r>
+        <w:rPr>
+          <w:lang w:val="fr_FR" w:bidi="fr_FR"/>
+        </w:rPr>
+        <w:t>3.22</w:t>
+      </w:r>
       <w:r>
         <w:rPr>
           <w:lang w:val="fr_FR" w:bidi="fr_FR"/>
         </w:rPr>
         <w:t xml:space="preserve"> ; </w:t>
       </w:r>
-      <w:hyperlink r:id="rId92">
-        <w:r>
-          <w:rPr>
-            <w:lang w:val="fr_FR" w:bidi="fr_FR"/>
-          </w:rPr>
-          <w:rPr>
-            <w:color w:val="0000EE"/>
-            <w:u w:val="single"/>
-          </w:rPr>
-          <w:t>5.18</w:t>
-        </w:r>
-      </w:hyperlink>
+      <w:r>
+        <w:rPr>
+          <w:lang w:val="fr_FR" w:bidi="fr_FR"/>
+        </w:rPr>
+        <w:t>5.18</w:t>
+      </w:r>
       <w:r>
         <w:rPr>
           <w:lang w:val="fr_FR" w:bidi="fr_FR"/>
         </w:rPr>
         <w:t>). Ce qui arrivera sur cette terre est ce qui est déjà arrivé (</w:t>
       </w:r>
-      <w:hyperlink r:id="rId93">
-        <w:r>
-          <w:rPr>
-            <w:lang w:val="fr_FR" w:bidi="fr_FR"/>
-          </w:rPr>
-          <w:rPr>
-            <w:color w:val="0000EE"/>
-            <w:u w:val="single"/>
-          </w:rPr>
-          <w:t>1.9</w:t>
-        </w:r>
-      </w:hyperlink>
+      <w:r>
+        <w:rPr>
+          <w:lang w:val="fr_FR" w:bidi="fr_FR"/>
+        </w:rPr>
+        <w:t>1.9</w:t>
+      </w:r>
       <w:r>
         <w:rPr>
           <w:lang w:val="fr_FR" w:bidi="fr_FR"/>
         </w:rPr>
         <w:t xml:space="preserve">, </w:t>
       </w:r>
-      <w:hyperlink r:id="rId94">
-        <w:r>
-          <w:rPr>
-            <w:lang w:val="fr_FR" w:bidi="fr_FR"/>
-          </w:rPr>
-          <w:rPr>
-            <w:color w:val="0000EE"/>
-            <w:u w:val="single"/>
-          </w:rPr>
-          <w:t>10</w:t>
-        </w:r>
-      </w:hyperlink>
+      <w:r>
+        <w:rPr>
+          <w:lang w:val="fr_FR" w:bidi="fr_FR"/>
+        </w:rPr>
+        <w:t>10</w:t>
+      </w:r>
       <w:r>
         <w:rPr>
           <w:lang w:val="fr_FR" w:bidi="fr_FR"/>
         </w:rPr>
         <w:t xml:space="preserve"> ; </w:t>
       </w:r>
-      <w:hyperlink r:id="rId95">
-        <w:r>
-          <w:rPr>
-            <w:lang w:val="fr_FR" w:bidi="fr_FR"/>
-          </w:rPr>
-          <w:rPr>
-            <w:color w:val="0000EE"/>
-            <w:u w:val="single"/>
-          </w:rPr>
-          <w:t>3.15</w:t>
-        </w:r>
-      </w:hyperlink>
+      <w:r>
+        <w:rPr>
+          <w:lang w:val="fr_FR" w:bidi="fr_FR"/>
+        </w:rPr>
+        <w:t>3.15</w:t>
+      </w:r>
       <w:r>
         <w:rPr>
           <w:lang w:val="fr_FR" w:bidi="fr_FR"/>
         </w:rPr>
         <w:t xml:space="preserve">). • comme une ombre : Cf. </w:t>
       </w:r>
-      <w:hyperlink r:id="rId96">
-        <w:r>
-          <w:rPr>
-            <w:lang w:val="fr_FR" w:bidi="fr_FR"/>
-          </w:rPr>
-          <w:rPr>
-            <w:color w:val="0000EE"/>
-            <w:u w:val="single"/>
-          </w:rPr>
-          <w:t>Ps 39.4–6</w:t>
-        </w:r>
-      </w:hyperlink>
+      <w:r>
+        <w:rPr>
+          <w:lang w:val="fr_FR" w:bidi="fr_FR"/>
+        </w:rPr>
+        <w:t>Ps 39.4–6</w:t>
+      </w:r>
       <w:r>
         <w:rPr>
           <w:lang w:val="fr_FR" w:bidi="fr_FR"/>
         </w:rPr>
         <w:t xml:space="preserve"> ; </w:t>
       </w:r>
-      <w:hyperlink r:id="rId97">
-        <w:r>
-          <w:rPr>
-            <w:lang w:val="fr_FR" w:bidi="fr_FR"/>
-          </w:rPr>
-          <w:rPr>
-            <w:color w:val="0000EE"/>
-            <w:u w:val="single"/>
-          </w:rPr>
-          <w:t>90.3–6</w:t>
-        </w:r>
-      </w:hyperlink>
+      <w:r>
+        <w:rPr>
+          <w:lang w:val="fr_FR" w:bidi="fr_FR"/>
+        </w:rPr>
+        <w:t>90.3–6</w:t>
+      </w:r>
       <w:r>
         <w:rPr>
           <w:lang w:val="fr_FR" w:bidi="fr_FR"/>
         </w:rPr>
         <w:t xml:space="preserve">, </w:t>
       </w:r>
-      <w:hyperlink r:id="rId98">
-        <w:r>
-          <w:rPr>
-            <w:lang w:val="fr_FR" w:bidi="fr_FR"/>
-          </w:rPr>
-          <w:rPr>
-            <w:color w:val="0000EE"/>
-            <w:u w:val="single"/>
-          </w:rPr>
-          <w:t>10–12</w:t>
-        </w:r>
-      </w:hyperlink>
+      <w:r>
+        <w:rPr>
+          <w:lang w:val="fr_FR" w:bidi="fr_FR"/>
+        </w:rPr>
+        <w:t>10–12</w:t>
+      </w:r>
       <w:r>
         <w:rPr>
           <w:lang w:val="fr_FR" w:bidi="fr_FR"/>
         </w:rPr>
         <w:t xml:space="preserve"> ; </w:t>
       </w:r>
-      <w:hyperlink r:id="rId99">
-        <w:r>
-          <w:rPr>
-            <w:lang w:val="fr_FR" w:bidi="fr_FR"/>
-          </w:rPr>
-          <w:rPr>
-            <w:color w:val="0000EE"/>
-            <w:u w:val="single"/>
-          </w:rPr>
-          <w:t>109.23</w:t>
-        </w:r>
-      </w:hyperlink>
+      <w:r>
+        <w:rPr>
+          <w:lang w:val="fr_FR" w:bidi="fr_FR"/>
+        </w:rPr>
+        <w:t>109.23</w:t>
+      </w:r>
       <w:r>
         <w:rPr>
           <w:lang w:val="fr_FR" w:bidi="fr_FR"/>
         </w:rPr>
         <w:t xml:space="preserve"> ; </w:t>
       </w:r>
-      <w:hyperlink r:id="rId100">
-        <w:r>
-          <w:rPr>
-            <w:lang w:val="fr_FR" w:bidi="fr_FR"/>
-          </w:rPr>
-          <w:rPr>
-            <w:color w:val="0000EE"/>
-            <w:u w:val="single"/>
-          </w:rPr>
-          <w:t>144.4</w:t>
-        </w:r>
-      </w:hyperlink>
+      <w:r>
+        <w:rPr>
+          <w:lang w:val="fr_FR" w:bidi="fr_FR"/>
+        </w:rPr>
+        <w:t>144.4</w:t>
+      </w:r>
       <w:r>
         <w:rPr>
           <w:lang w:val="fr_FR" w:bidi="fr_FR"/>
@@ -5703,36 +5139,24 @@
         </w:rPr>
         <w:t>Il vaut mieux rechercher une bonne réputation, celle d'une personne sage et droite, que de désirer des choses luxueuses comme le parfum (</w:t>
       </w:r>
-      <w:hyperlink r:id="rId101">
-        <w:r>
-          <w:rPr>
-            <w:lang w:val="fr_FR" w:bidi="fr_FR"/>
-          </w:rPr>
-          <w:rPr>
-            <w:color w:val="0000EE"/>
-            <w:u w:val="single"/>
-          </w:rPr>
-          <w:t>Pr 22.1</w:t>
-        </w:r>
-      </w:hyperlink>
+      <w:r>
+        <w:rPr>
+          <w:lang w:val="fr_FR" w:bidi="fr_FR"/>
+        </w:rPr>
+        <w:t>Pr 22.1</w:t>
+      </w:r>
       <w:r>
         <w:rPr>
           <w:lang w:val="fr_FR" w:bidi="fr_FR"/>
         </w:rPr>
         <w:t xml:space="preserve"> ; </w:t>
       </w:r>
-      <w:hyperlink r:id="rId102">
-        <w:r>
-          <w:rPr>
-            <w:lang w:val="fr_FR" w:bidi="fr_FR"/>
-          </w:rPr>
-          <w:rPr>
-            <w:color w:val="0000EE"/>
-            <w:u w:val="single"/>
-          </w:rPr>
-          <w:t>28.6</w:t>
-        </w:r>
-      </w:hyperlink>
+      <w:r>
+        <w:rPr>
+          <w:lang w:val="fr_FR" w:bidi="fr_FR"/>
+        </w:rPr>
+        <w:t>28.6</w:t>
+      </w:r>
       <w:r>
         <w:rPr>
           <w:lang w:val="fr_FR" w:bidi="fr_FR"/>
@@ -5751,72 +5175,48 @@
         </w:rPr>
         <w:t xml:space="preserve"> : on est soulagés lorsque les problèmes de la vie sont terminés. Les difficultés de la vie peuvent être telles que l'on attend avec impatience la paix de la mort (</w:t>
       </w:r>
-      <w:hyperlink r:id="rId42">
-        <w:r>
-          <w:rPr>
-            <w:lang w:val="fr_FR" w:bidi="fr_FR"/>
-          </w:rPr>
-          <w:rPr>
-            <w:color w:val="0000EE"/>
-            <w:u w:val="single"/>
-          </w:rPr>
-          <w:t>Ec 1.18</w:t>
-        </w:r>
-      </w:hyperlink>
+      <w:r>
+        <w:rPr>
+          <w:lang w:val="fr_FR" w:bidi="fr_FR"/>
+        </w:rPr>
+        <w:t>Ec 1.18</w:t>
+      </w:r>
       <w:r>
         <w:rPr>
           <w:lang w:val="fr_FR" w:bidi="fr_FR"/>
         </w:rPr>
         <w:t xml:space="preserve"> ; </w:t>
       </w:r>
-      <w:hyperlink r:id="rId103">
-        <w:r>
-          <w:rPr>
-            <w:lang w:val="fr_FR" w:bidi="fr_FR"/>
-          </w:rPr>
-          <w:rPr>
-            <w:color w:val="0000EE"/>
-            <w:u w:val="single"/>
-          </w:rPr>
-          <w:t>2.22</w:t>
-        </w:r>
-      </w:hyperlink>
+      <w:r>
+        <w:rPr>
+          <w:lang w:val="fr_FR" w:bidi="fr_FR"/>
+        </w:rPr>
+        <w:t>2.22</w:t>
+      </w:r>
       <w:r>
         <w:rPr>
           <w:lang w:val="fr_FR" w:bidi="fr_FR"/>
         </w:rPr>
         <w:t xml:space="preserve"> ; </w:t>
       </w:r>
-      <w:hyperlink r:id="rId104">
-        <w:r>
-          <w:rPr>
-            <w:lang w:val="fr_FR" w:bidi="fr_FR"/>
-          </w:rPr>
-          <w:rPr>
-            <w:color w:val="0000EE"/>
-            <w:u w:val="single"/>
-          </w:rPr>
-          <w:t>4.2–3</w:t>
-        </w:r>
-      </w:hyperlink>
+      <w:r>
+        <w:rPr>
+          <w:lang w:val="fr_FR" w:bidi="fr_FR"/>
+        </w:rPr>
+        <w:t>4.2–3</w:t>
+      </w:r>
       <w:r>
         <w:rPr>
           <w:lang w:val="fr_FR" w:bidi="fr_FR"/>
         </w:rPr>
         <w:t xml:space="preserve"> ; </w:t>
       </w:r>
-      <w:hyperlink r:id="rId77">
-        <w:r>
-          <w:rPr>
-            <w:lang w:val="fr_FR" w:bidi="fr_FR"/>
-          </w:rPr>
-          <w:rPr>
-            <w:color w:val="0000EE"/>
-            <w:u w:val="single"/>
-          </w:rPr>
-          <w:t>12.1</w:t>
-        </w:r>
-      </w:hyperlink>
+      <w:r>
+        <w:rPr>
+          <w:lang w:val="fr_FR" w:bidi="fr_FR"/>
+        </w:rPr>
+        <w:t>12.1</w:t>
+      </w:r>
       <w:r>
         <w:rPr>
           <w:lang w:val="fr_FR" w:bidi="fr_FR"/>
@@ -5919,18 +5319,12 @@
         </w:rPr>
         <w:t xml:space="preserve">Les réjouissances frivoles sont insensées : la sagesse exige la sobriété face à la mort (voir aussi </w:t>
       </w:r>
-      <w:hyperlink r:id="rId105">
-        <w:r>
-          <w:rPr>
-            <w:lang w:val="fr_FR" w:bidi="fr_FR"/>
-          </w:rPr>
-          <w:rPr>
-            <w:color w:val="0000EE"/>
-            <w:u w:val="single"/>
-          </w:rPr>
-          <w:t>2.12–13</w:t>
-        </w:r>
-      </w:hyperlink>
+      <w:r>
+        <w:rPr>
+          <w:lang w:val="fr_FR" w:bidi="fr_FR"/>
+        </w:rPr>
+        <w:t>2.12–13</w:t>
+      </w:r>
       <w:r>
         <w:rPr>
           <w:lang w:val="fr_FR" w:bidi="fr_FR"/>
@@ -5991,18 +5385,12 @@
         </w:rPr>
         <w:t xml:space="preserve"> : la tristesse nous fait prendre conscience de la réalité de la mort, nous amenant à voir la gravité du péché et du jugement de Dieu : elle peut donc nous convaincre de profiter de la vie avec sagesse (</w:t>
       </w:r>
-      <w:hyperlink r:id="rId106">
-        <w:r>
-          <w:rPr>
-            <w:lang w:val="fr_FR" w:bidi="fr_FR"/>
-          </w:rPr>
-          <w:rPr>
-            <w:color w:val="0000EE"/>
-            <w:u w:val="single"/>
-          </w:rPr>
-          <w:t>9.10</w:t>
-        </w:r>
-      </w:hyperlink>
+      <w:r>
+        <w:rPr>
+          <w:lang w:val="fr_FR" w:bidi="fr_FR"/>
+        </w:rPr>
+        <w:t>9.10</w:t>
+      </w:r>
       <w:r>
         <w:rPr>
           <w:lang w:val="fr_FR" w:bidi="fr_FR"/>
@@ -6057,18 +5445,12 @@
         </w:rPr>
         <w:t>Les louanges d'un insensé, son rire, sont éphémères et ne valent rien. La réprimande d'une personne sage peut mener à un véritable gain (</w:t>
       </w:r>
-      <w:hyperlink r:id="rId107">
-        <w:r>
-          <w:rPr>
-            <w:lang w:val="fr_FR" w:bidi="fr_FR"/>
-          </w:rPr>
-          <w:rPr>
-            <w:color w:val="0000EE"/>
-            <w:u w:val="single"/>
-          </w:rPr>
-          <w:t>Pr 17.10</w:t>
-        </w:r>
-      </w:hyperlink>
+      <w:r>
+        <w:rPr>
+          <w:lang w:val="fr_FR" w:bidi="fr_FR"/>
+        </w:rPr>
+        <w:t>Pr 17.10</w:t>
+      </w:r>
       <w:r>
         <w:rPr>
           <w:lang w:val="fr_FR" w:bidi="fr_FR"/>
@@ -6177,36 +5559,24 @@
         </w:rPr>
         <w:t xml:space="preserve"> : cf. </w:t>
       </w:r>
-      <w:hyperlink r:id="rId108">
-        <w:r>
-          <w:rPr>
-            <w:lang w:val="fr_FR" w:bidi="fr_FR"/>
-          </w:rPr>
-          <w:rPr>
-            <w:color w:val="0000EE"/>
-            <w:u w:val="single"/>
-          </w:rPr>
-          <w:t>Pr 14.29</w:t>
-        </w:r>
-      </w:hyperlink>
+      <w:r>
+        <w:rPr>
+          <w:lang w:val="fr_FR" w:bidi="fr_FR"/>
+        </w:rPr>
+        <w:t>Pr 14.29</w:t>
+      </w:r>
       <w:r>
         <w:rPr>
           <w:lang w:val="fr_FR" w:bidi="fr_FR"/>
         </w:rPr>
         <w:t xml:space="preserve"> ; </w:t>
       </w:r>
-      <w:hyperlink r:id="rId109">
-        <w:r>
-          <w:rPr>
-            <w:lang w:val="fr_FR" w:bidi="fr_FR"/>
-          </w:rPr>
-          <w:rPr>
-            <w:color w:val="0000EE"/>
-            <w:u w:val="single"/>
-          </w:rPr>
-          <w:t>29.11</w:t>
-        </w:r>
-      </w:hyperlink>
+      <w:r>
+        <w:rPr>
+          <w:lang w:val="fr_FR" w:bidi="fr_FR"/>
+        </w:rPr>
+        <w:t>29.11</w:t>
+      </w:r>
       <w:r>
         <w:rPr>
           <w:lang w:val="fr_FR" w:bidi="fr_FR"/>
@@ -6273,54 +5643,36 @@
         </w:rPr>
         <w:t xml:space="preserve">La sagesse et l'argent sont appréciables, mais la sagesse est encore supérieure, car elle fait vivre : voir </w:t>
       </w:r>
-      <w:hyperlink r:id="rId110">
-        <w:r>
-          <w:rPr>
-            <w:lang w:val="fr_FR" w:bidi="fr_FR"/>
-          </w:rPr>
-          <w:rPr>
-            <w:color w:val="0000EE"/>
-            <w:u w:val="single"/>
-          </w:rPr>
-          <w:t>7.17</w:t>
-        </w:r>
-      </w:hyperlink>
+      <w:r>
+        <w:rPr>
+          <w:lang w:val="fr_FR" w:bidi="fr_FR"/>
+        </w:rPr>
+        <w:t>7.17</w:t>
+      </w:r>
       <w:r>
         <w:rPr>
           <w:lang w:val="fr_FR" w:bidi="fr_FR"/>
         </w:rPr>
         <w:t xml:space="preserve"> ; </w:t>
       </w:r>
-      <w:hyperlink r:id="rId111">
-        <w:r>
-          <w:rPr>
-            <w:lang w:val="fr_FR" w:bidi="fr_FR"/>
-          </w:rPr>
-          <w:rPr>
-            <w:color w:val="0000EE"/>
-            <w:u w:val="single"/>
-          </w:rPr>
-          <w:t>Pr 10.2</w:t>
-        </w:r>
-      </w:hyperlink>
+      <w:r>
+        <w:rPr>
+          <w:lang w:val="fr_FR" w:bidi="fr_FR"/>
+        </w:rPr>
+        <w:t>Pr 10.2</w:t>
+      </w:r>
       <w:r>
         <w:rPr>
           <w:lang w:val="fr_FR" w:bidi="fr_FR"/>
         </w:rPr>
         <w:t xml:space="preserve"> ; </w:t>
       </w:r>
-      <w:hyperlink r:id="rId112">
-        <w:r>
-          <w:rPr>
-            <w:lang w:val="fr_FR" w:bidi="fr_FR"/>
-          </w:rPr>
-          <w:rPr>
-            <w:color w:val="0000EE"/>
-            <w:u w:val="single"/>
-          </w:rPr>
-          <w:t>11.4</w:t>
-        </w:r>
-      </w:hyperlink>
+      <w:r>
+        <w:rPr>
+          <w:lang w:val="fr_FR" w:bidi="fr_FR"/>
+        </w:rPr>
+        <w:t>11.4</w:t>
+      </w:r>
       <w:r>
         <w:rPr>
           <w:lang w:val="fr_FR" w:bidi="fr_FR"/>
@@ -6423,18 +5775,12 @@
         </w:rPr>
         <w:t xml:space="preserve">On peut profiter de la prospérité, mais de tels dons sont éphémères. La personne sage reconnaît la main souveraine de Dieu en toutes choses (cf. </w:t>
       </w:r>
-      <w:hyperlink r:id="rId113">
-        <w:r>
-          <w:rPr>
-            <w:lang w:val="fr_FR" w:bidi="fr_FR"/>
-          </w:rPr>
-          <w:rPr>
-            <w:color w:val="0000EE"/>
-            <w:u w:val="single"/>
-          </w:rPr>
-          <w:t>Ph 4.11–13</w:t>
-        </w:r>
-      </w:hyperlink>
+      <w:r>
+        <w:rPr>
+          <w:lang w:val="fr_FR" w:bidi="fr_FR"/>
+        </w:rPr>
+        <w:t>Ph 4.11–13</w:t>
+      </w:r>
       <w:r>
         <w:rPr>
           <w:lang w:val="fr_FR" w:bidi="fr_FR"/>
@@ -6543,18 +5889,12 @@
         </w:rPr>
         <w:t xml:space="preserve">: la folie de la méchanceté peut mener à une mort prématurée (par exemple, </w:t>
       </w:r>
-      <w:hyperlink r:id="rId114">
-        <w:r>
-          <w:rPr>
-            <w:lang w:val="fr_FR" w:bidi="fr_FR"/>
-          </w:rPr>
-          <w:rPr>
-            <w:color w:val="0000EE"/>
-            <w:u w:val="single"/>
-          </w:rPr>
-          <w:t>1S 25</w:t>
-        </w:r>
-      </w:hyperlink>
+      <w:r>
+        <w:rPr>
+          <w:lang w:val="fr_FR" w:bidi="fr_FR"/>
+        </w:rPr>
+        <w:t>1S 25</w:t>
+      </w:r>
       <w:r>
         <w:rPr>
           <w:lang w:val="fr_FR" w:bidi="fr_FR"/>
@@ -6609,36 +5949,24 @@
         </w:rPr>
         <w:t xml:space="preserve">le sage : par exemple, voir </w:t>
       </w:r>
-      <w:hyperlink r:id="rId115">
-        <w:r>
-          <w:rPr>
-            <w:lang w:val="fr_FR" w:bidi="fr_FR"/>
-          </w:rPr>
-          <w:rPr>
-            <w:color w:val="0000EE"/>
-            <w:u w:val="single"/>
-          </w:rPr>
-          <w:t>9.14–15</w:t>
-        </w:r>
-      </w:hyperlink>
+      <w:r>
+        <w:rPr>
+          <w:lang w:val="fr_FR" w:bidi="fr_FR"/>
+        </w:rPr>
+        <w:t>9.14–15</w:t>
+      </w:r>
       <w:r>
         <w:rPr>
           <w:lang w:val="fr_FR" w:bidi="fr_FR"/>
         </w:rPr>
         <w:t xml:space="preserve"> ; </w:t>
       </w:r>
-      <w:hyperlink r:id="rId116">
-        <w:r>
-          <w:rPr>
-            <w:lang w:val="fr_FR" w:bidi="fr_FR"/>
-          </w:rPr>
-          <w:rPr>
-            <w:color w:val="0000EE"/>
-            <w:u w:val="single"/>
-          </w:rPr>
-          <w:t>2S 20.15–22</w:t>
-        </w:r>
-      </w:hyperlink>
+      <w:r>
+        <w:rPr>
+          <w:lang w:val="fr_FR" w:bidi="fr_FR"/>
+        </w:rPr>
+        <w:t>2S 20.15–22</w:t>
+      </w:r>
       <w:r>
         <w:rPr>
           <w:lang w:val="fr_FR" w:bidi="fr_FR"/>
@@ -6699,54 +6027,36 @@
         </w:rPr>
         <w:t xml:space="preserve"> : cf. </w:t>
       </w:r>
-      <w:hyperlink r:id="rId117">
-        <w:r>
-          <w:rPr>
-            <w:lang w:val="fr_FR" w:bidi="fr_FR"/>
-          </w:rPr>
-          <w:rPr>
-            <w:color w:val="0000EE"/>
-            <w:u w:val="single"/>
-          </w:rPr>
-          <w:t>1R 8.46</w:t>
-        </w:r>
-      </w:hyperlink>
+      <w:r>
+        <w:rPr>
+          <w:lang w:val="fr_FR" w:bidi="fr_FR"/>
+        </w:rPr>
+        <w:t>1R 8.46</w:t>
+      </w:r>
       <w:r>
         <w:rPr>
           <w:lang w:val="fr_FR" w:bidi="fr_FR"/>
         </w:rPr>
         <w:t xml:space="preserve"> ; </w:t>
       </w:r>
-      <w:hyperlink r:id="rId118">
-        <w:r>
-          <w:rPr>
-            <w:lang w:val="fr_FR" w:bidi="fr_FR"/>
-          </w:rPr>
-          <w:rPr>
-            <w:color w:val="0000EE"/>
-            <w:u w:val="single"/>
-          </w:rPr>
-          <w:t>Pr 20.9</w:t>
-        </w:r>
-      </w:hyperlink>
+      <w:r>
+        <w:rPr>
+          <w:lang w:val="fr_FR" w:bidi="fr_FR"/>
+        </w:rPr>
+        <w:t>Pr 20.9</w:t>
+      </w:r>
       <w:r>
         <w:rPr>
           <w:lang w:val="fr_FR" w:bidi="fr_FR"/>
         </w:rPr>
         <w:t xml:space="preserve"> ; </w:t>
       </w:r>
-      <w:hyperlink r:id="rId119">
-        <w:r>
-          <w:rPr>
-            <w:lang w:val="fr_FR" w:bidi="fr_FR"/>
-          </w:rPr>
-          <w:rPr>
-            <w:color w:val="0000EE"/>
-            <w:u w:val="single"/>
-          </w:rPr>
-          <w:t>Rm 3.23</w:t>
-        </w:r>
-      </w:hyperlink>
+      <w:r>
+        <w:rPr>
+          <w:lang w:val="fr_FR" w:bidi="fr_FR"/>
+        </w:rPr>
+        <w:t>Rm 3.23</w:t>
+      </w:r>
       <w:r>
         <w:rPr>
           <w:lang w:val="fr_FR" w:bidi="fr_FR"/>
@@ -6855,36 +6165,24 @@
         </w:rPr>
         <w:t xml:space="preserve"> : l'Ecclésiaste n'a pas pu trouver la sagesse qu'il recherchait ni la raison des choses. Ces raisons sont cachées dans l'esprit de Dieu (</w:t>
       </w:r>
-      <w:hyperlink r:id="rId120">
-        <w:r>
-          <w:rPr>
-            <w:lang w:val="fr_FR" w:bidi="fr_FR"/>
-          </w:rPr>
-          <w:rPr>
-            <w:color w:val="0000EE"/>
-            <w:u w:val="single"/>
-          </w:rPr>
-          <w:t xml:space="preserve">3.11 </w:t>
-        </w:r>
-      </w:hyperlink>
+      <w:r>
+        <w:rPr>
+          <w:lang w:val="fr_FR" w:bidi="fr_FR"/>
+        </w:rPr>
+        <w:t xml:space="preserve">3.11 </w:t>
+      </w:r>
       <w:r>
         <w:rPr>
           <w:lang w:val="fr_FR" w:bidi="fr_FR"/>
         </w:rPr>
         <w:t xml:space="preserve">; </w:t>
       </w:r>
-      <w:hyperlink r:id="rId121">
-        <w:r>
-          <w:rPr>
-            <w:lang w:val="fr_FR" w:bidi="fr_FR"/>
-          </w:rPr>
-          <w:rPr>
-            <w:color w:val="0000EE"/>
-            <w:u w:val="single"/>
-          </w:rPr>
-          <w:t>8.17</w:t>
-        </w:r>
-      </w:hyperlink>
+      <w:r>
+        <w:rPr>
+          <w:lang w:val="fr_FR" w:bidi="fr_FR"/>
+        </w:rPr>
+        <w:t>8.17</w:t>
+      </w:r>
       <w:r>
         <w:rPr>
           <w:lang w:val="fr_FR" w:bidi="fr_FR"/>
@@ -6945,36 +6243,24 @@
         </w:rPr>
         <w:t xml:space="preserve"> : cf. </w:t>
       </w:r>
-      <w:hyperlink r:id="rId122">
-        <w:r>
-          <w:rPr>
-            <w:lang w:val="fr_FR" w:bidi="fr_FR"/>
-          </w:rPr>
-          <w:rPr>
-            <w:color w:val="0000EE"/>
-            <w:u w:val="single"/>
-          </w:rPr>
-          <w:t>Pr 5</w:t>
-        </w:r>
-      </w:hyperlink>
+      <w:r>
+        <w:rPr>
+          <w:lang w:val="fr_FR" w:bidi="fr_FR"/>
+        </w:rPr>
+        <w:t>Pr 5</w:t>
+      </w:r>
       <w:r>
         <w:rPr>
           <w:lang w:val="fr_FR" w:bidi="fr_FR"/>
         </w:rPr>
         <w:t xml:space="preserve"> ; </w:t>
       </w:r>
-      <w:hyperlink r:id="rId123">
-        <w:r>
-          <w:rPr>
-            <w:lang w:val="fr_FR" w:bidi="fr_FR"/>
-          </w:rPr>
-          <w:rPr>
-            <w:color w:val="0000EE"/>
-            <w:u w:val="single"/>
-          </w:rPr>
-          <w:t>6.20–7.27</w:t>
-        </w:r>
-      </w:hyperlink>
+      <w:r>
+        <w:rPr>
+          <w:lang w:val="fr_FR" w:bidi="fr_FR"/>
+        </w:rPr>
+        <w:t>6.20–7.27</w:t>
+      </w:r>
       <w:r>
         <w:rPr>
           <w:lang w:val="fr_FR" w:bidi="fr_FR"/>
@@ -7077,90 +6363,60 @@
         </w:rPr>
         <w:t>Au terme de longues recherches, l'Ecclésiaste aboutit à la conclusion que la trajectoire descendante sur laquelle l'humanité s'est engagée en rejetant l'ordre créé par Dieu (</w:t>
       </w:r>
-      <w:hyperlink r:id="rId124">
-        <w:r>
-          <w:rPr>
-            <w:lang w:val="fr_FR" w:bidi="fr_FR"/>
-          </w:rPr>
-          <w:rPr>
-            <w:color w:val="0000EE"/>
-            <w:u w:val="single"/>
-          </w:rPr>
-          <w:t xml:space="preserve">Gn 1.27–28 </w:t>
-        </w:r>
-      </w:hyperlink>
+      <w:r>
+        <w:rPr>
+          <w:lang w:val="fr_FR" w:bidi="fr_FR"/>
+        </w:rPr>
+        <w:t xml:space="preserve">Gn 1.27–28 </w:t>
+      </w:r>
       <w:r>
         <w:rPr>
           <w:lang w:val="fr_FR" w:bidi="fr_FR"/>
         </w:rPr>
         <w:t xml:space="preserve">; </w:t>
       </w:r>
-      <w:hyperlink r:id="rId125">
-        <w:r>
-          <w:rPr>
-            <w:lang w:val="fr_FR" w:bidi="fr_FR"/>
-          </w:rPr>
-          <w:rPr>
-            <w:color w:val="0000EE"/>
-            <w:u w:val="single"/>
-          </w:rPr>
-          <w:t xml:space="preserve">2.23–25 </w:t>
-        </w:r>
-      </w:hyperlink>
+      <w:r>
+        <w:rPr>
+          <w:lang w:val="fr_FR" w:bidi="fr_FR"/>
+        </w:rPr>
+        <w:t xml:space="preserve">2.23–25 </w:t>
+      </w:r>
       <w:r>
         <w:rPr>
           <w:lang w:val="fr_FR" w:bidi="fr_FR"/>
         </w:rPr>
         <w:t xml:space="preserve">; </w:t>
       </w:r>
-      <w:hyperlink r:id="rId126">
-        <w:r>
-          <w:rPr>
-            <w:lang w:val="fr_FR" w:bidi="fr_FR"/>
-          </w:rPr>
-          <w:rPr>
-            <w:color w:val="0000EE"/>
-            <w:u w:val="single"/>
-          </w:rPr>
-          <w:t>3.1–19</w:t>
-        </w:r>
-      </w:hyperlink>
+      <w:r>
+        <w:rPr>
+          <w:lang w:val="fr_FR" w:bidi="fr_FR"/>
+        </w:rPr>
+        <w:t>3.1–19</w:t>
+      </w:r>
       <w:r>
         <w:rPr>
           <w:lang w:val="fr_FR" w:bidi="fr_FR"/>
         </w:rPr>
         <w:t xml:space="preserve">) se poursuit pour les descendants d'Adam et Ève (cf. </w:t>
       </w:r>
-      <w:hyperlink r:id="rId127">
-        <w:r>
-          <w:rPr>
-            <w:lang w:val="fr_FR" w:bidi="fr_FR"/>
-          </w:rPr>
-          <w:rPr>
-            <w:color w:val="0000EE"/>
-            <w:u w:val="single"/>
-          </w:rPr>
-          <w:t>Rm 3.10–18</w:t>
-        </w:r>
-      </w:hyperlink>
+      <w:r>
+        <w:rPr>
+          <w:lang w:val="fr_FR" w:bidi="fr_FR"/>
+        </w:rPr>
+        <w:t>Rm 3.10–18</w:t>
+      </w:r>
       <w:r>
         <w:rPr>
           <w:lang w:val="fr_FR" w:bidi="fr_FR"/>
         </w:rPr>
         <w:t xml:space="preserve">, </w:t>
       </w:r>
-      <w:hyperlink r:id="rId119">
-        <w:r>
-          <w:rPr>
-            <w:lang w:val="fr_FR" w:bidi="fr_FR"/>
-          </w:rPr>
-          <w:rPr>
-            <w:color w:val="0000EE"/>
-            <w:u w:val="single"/>
-          </w:rPr>
-          <w:t>23</w:t>
-        </w:r>
-      </w:hyperlink>
+      <w:r>
+        <w:rPr>
+          <w:lang w:val="fr_FR" w:bidi="fr_FR"/>
+        </w:rPr>
+        <w:t>23</w:t>
+      </w:r>
       <w:r>
         <w:rPr>
           <w:lang w:val="fr_FR" w:bidi="fr_FR"/>
@@ -7275,36 +6531,24 @@
         </w:rPr>
         <w:t xml:space="preserve"> : Cf. </w:t>
       </w:r>
-      <w:hyperlink r:id="rId128">
-        <w:r>
-          <w:rPr>
-            <w:lang w:val="fr_FR" w:bidi="fr_FR"/>
-          </w:rPr>
-          <w:rPr>
-            <w:color w:val="0000EE"/>
-            <w:u w:val="single"/>
-          </w:rPr>
-          <w:t>5.2–6</w:t>
-        </w:r>
-      </w:hyperlink>
+      <w:r>
+        <w:rPr>
+          <w:lang w:val="fr_FR" w:bidi="fr_FR"/>
+        </w:rPr>
+        <w:t>5.2–6</w:t>
+      </w:r>
       <w:r>
         <w:rPr>
           <w:lang w:val="fr_FR" w:bidi="fr_FR"/>
         </w:rPr>
         <w:t xml:space="preserve"> ; </w:t>
       </w:r>
-      <w:hyperlink r:id="rId129">
-        <w:r>
-          <w:rPr>
-            <w:lang w:val="fr_FR" w:bidi="fr_FR"/>
-          </w:rPr>
-          <w:rPr>
-            <w:color w:val="0000EE"/>
-            <w:u w:val="single"/>
-          </w:rPr>
-          <w:t>1R 2.41–43</w:t>
-        </w:r>
-      </w:hyperlink>
+      <w:r>
+        <w:rPr>
+          <w:lang w:val="fr_FR" w:bidi="fr_FR"/>
+        </w:rPr>
+        <w:t>1R 2.41–43</w:t>
+      </w:r>
       <w:r>
         <w:rPr>
           <w:lang w:val="fr_FR" w:bidi="fr_FR"/>
@@ -7413,36 +6657,24 @@
         </w:rPr>
         <w:t xml:space="preserve"> : l'homme sage sera prêt à saisir l'occasion lorsqu'elle se présente (voir </w:t>
       </w:r>
-      <w:hyperlink r:id="rId130">
-        <w:r>
-          <w:rPr>
-            <w:lang w:val="fr_FR" w:bidi="fr_FR"/>
-          </w:rPr>
-          <w:rPr>
-            <w:color w:val="0000EE"/>
-            <w:u w:val="single"/>
-          </w:rPr>
-          <w:t>Ec 3.1–8</w:t>
-        </w:r>
-      </w:hyperlink>
+      <w:r>
+        <w:rPr>
+          <w:lang w:val="fr_FR" w:bidi="fr_FR"/>
+        </w:rPr>
+        <w:t>Ec 3.1–8</w:t>
+      </w:r>
       <w:r>
         <w:rPr>
           <w:lang w:val="fr_FR" w:bidi="fr_FR"/>
         </w:rPr>
         <w:t xml:space="preserve"> ; </w:t>
       </w:r>
-      <w:hyperlink r:id="rId51">
-        <w:r>
-          <w:rPr>
-            <w:lang w:val="fr_FR" w:bidi="fr_FR"/>
-          </w:rPr>
-          <w:rPr>
-            <w:color w:val="0000EE"/>
-            <w:u w:val="single"/>
-          </w:rPr>
-          <w:t>Ep 5.16</w:t>
-        </w:r>
-      </w:hyperlink>
+      <w:r>
+        <w:rPr>
+          <w:lang w:val="fr_FR" w:bidi="fr_FR"/>
+        </w:rPr>
+        <w:t>Ep 5.16</w:t>
+      </w:r>
       <w:r>
         <w:rPr>
           <w:lang w:val="fr_FR" w:bidi="fr_FR"/>
@@ -7593,36 +6825,24 @@
         </w:rPr>
         <w:t>L'injustice n'est que momentanée et n'entrave pas les plans justes de Dieu (</w:t>
       </w:r>
-      <w:hyperlink r:id="rId131">
-        <w:r>
-          <w:rPr>
-            <w:lang w:val="fr_FR" w:bidi="fr_FR"/>
-          </w:rPr>
-          <w:rPr>
-            <w:color w:val="0000EE"/>
-            <w:u w:val="single"/>
-          </w:rPr>
-          <w:t>3.16–17</w:t>
-        </w:r>
-      </w:hyperlink>
+      <w:r>
+        <w:rPr>
+          <w:lang w:val="fr_FR" w:bidi="fr_FR"/>
+        </w:rPr>
+        <w:t>3.16–17</w:t>
+      </w:r>
       <w:r>
         <w:rPr>
           <w:lang w:val="fr_FR" w:bidi="fr_FR"/>
         </w:rPr>
         <w:t xml:space="preserve"> ; </w:t>
       </w:r>
-      <w:hyperlink r:id="rId64">
-        <w:r>
-          <w:rPr>
-            <w:lang w:val="fr_FR" w:bidi="fr_FR"/>
-          </w:rPr>
-          <w:rPr>
-            <w:color w:val="0000EE"/>
-            <w:u w:val="single"/>
-          </w:rPr>
-          <w:t>12.14</w:t>
-        </w:r>
-      </w:hyperlink>
+      <w:r>
+        <w:rPr>
+          <w:lang w:val="fr_FR" w:bidi="fr_FR"/>
+        </w:rPr>
+        <w:t>12.14</w:t>
+      </w:r>
       <w:r>
         <w:rPr>
           <w:lang w:val="fr_FR" w:bidi="fr_FR"/>
@@ -7677,90 +6897,60 @@
         </w:rPr>
         <w:t>L'Ecclésiaste aboutit à la même conclusion (</w:t>
       </w:r>
-      <w:hyperlink r:id="rId68">
-        <w:r>
-          <w:rPr>
-            <w:lang w:val="fr_FR" w:bidi="fr_FR"/>
-          </w:rPr>
-          <w:rPr>
-            <w:color w:val="0000EE"/>
-            <w:u w:val="single"/>
-          </w:rPr>
-          <w:t>2.24–25</w:t>
-        </w:r>
-      </w:hyperlink>
+      <w:r>
+        <w:rPr>
+          <w:lang w:val="fr_FR" w:bidi="fr_FR"/>
+        </w:rPr>
+        <w:t>2.24–25</w:t>
+      </w:r>
       <w:r>
         <w:rPr>
           <w:lang w:val="fr_FR" w:bidi="fr_FR"/>
         </w:rPr>
         <w:t xml:space="preserve"> ; </w:t>
       </w:r>
-      <w:hyperlink r:id="rId56">
-        <w:r>
-          <w:rPr>
-            <w:lang w:val="fr_FR" w:bidi="fr_FR"/>
-          </w:rPr>
-          <w:rPr>
-            <w:color w:val="0000EE"/>
-            <w:u w:val="single"/>
-          </w:rPr>
-          <w:t>3.12–13</w:t>
-        </w:r>
-      </w:hyperlink>
+      <w:r>
+        <w:rPr>
+          <w:lang w:val="fr_FR" w:bidi="fr_FR"/>
+        </w:rPr>
+        <w:t>3.12–13</w:t>
+      </w:r>
       <w:r>
         <w:rPr>
           <w:lang w:val="fr_FR" w:bidi="fr_FR"/>
         </w:rPr>
         <w:t xml:space="preserve">, </w:t>
       </w:r>
-      <w:hyperlink r:id="rId91">
-        <w:r>
-          <w:rPr>
-            <w:lang w:val="fr_FR" w:bidi="fr_FR"/>
-          </w:rPr>
-          <w:rPr>
-            <w:color w:val="0000EE"/>
-            <w:u w:val="single"/>
-          </w:rPr>
-          <w:t>22</w:t>
-        </w:r>
-      </w:hyperlink>
+      <w:r>
+        <w:rPr>
+          <w:lang w:val="fr_FR" w:bidi="fr_FR"/>
+        </w:rPr>
+        <w:t>22</w:t>
+      </w:r>
       <w:r>
         <w:rPr>
           <w:lang w:val="fr_FR" w:bidi="fr_FR"/>
         </w:rPr>
         <w:t xml:space="preserve"> ; </w:t>
       </w:r>
-      <w:hyperlink r:id="rId34">
-        <w:r>
-          <w:rPr>
-            <w:lang w:val="fr_FR" w:bidi="fr_FR"/>
-          </w:rPr>
-          <w:rPr>
-            <w:color w:val="0000EE"/>
-            <w:u w:val="single"/>
-          </w:rPr>
-          <w:t>5.18–20</w:t>
-        </w:r>
-      </w:hyperlink>
+      <w:r>
+        <w:rPr>
+          <w:lang w:val="fr_FR" w:bidi="fr_FR"/>
+        </w:rPr>
+        <w:t>5.18–20</w:t>
+      </w:r>
       <w:r>
         <w:rPr>
           <w:lang w:val="fr_FR" w:bidi="fr_FR"/>
         </w:rPr>
         <w:t xml:space="preserve"> ; </w:t>
       </w:r>
-      <w:hyperlink r:id="rId132">
-        <w:r>
-          <w:rPr>
-            <w:lang w:val="fr_FR" w:bidi="fr_FR"/>
-          </w:rPr>
-          <w:rPr>
-            <w:color w:val="0000EE"/>
-            <w:u w:val="single"/>
-          </w:rPr>
-          <w:t>6.9</w:t>
-        </w:r>
-      </w:hyperlink>
+      <w:r>
+        <w:rPr>
+          <w:lang w:val="fr_FR" w:bidi="fr_FR"/>
+        </w:rPr>
+        <w:t>6.9</w:t>
+      </w:r>
       <w:r>
         <w:rPr>
           <w:lang w:val="fr_FR" w:bidi="fr_FR"/>
@@ -7863,18 +7053,12 @@
         </w:rPr>
         <w:t>Une autre généralité tirée de l'observation de toute une vie est que la mort semble n'avoir aucun sens. Pourquoi certains meurent-ils et d'autres vivent-ils plus longtemps ? La décision souveraine de Dieu en la matière est imprévisible (</w:t>
       </w:r>
-      <w:hyperlink r:id="rId133">
-        <w:r>
-          <w:rPr>
-            <w:lang w:val="fr_FR" w:bidi="fr_FR"/>
-          </w:rPr>
-          <w:rPr>
-            <w:color w:val="0000EE"/>
-            <w:u w:val="single"/>
-          </w:rPr>
-          <w:t>7.13–14</w:t>
-        </w:r>
-      </w:hyperlink>
+      <w:r>
+        <w:rPr>
+          <w:lang w:val="fr_FR" w:bidi="fr_FR"/>
+        </w:rPr>
+        <w:t>7.13–14</w:t>
+      </w:r>
       <w:r>
         <w:rPr>
           <w:lang w:val="fr_FR" w:bidi="fr_FR"/>
@@ -7929,54 +7113,36 @@
         </w:rPr>
         <w:t xml:space="preserve">Personne ne sait si Dieu fera preuve de faveur envers eux : il n'y a en effet aucune garantie que la droiture sera récompensée dans cette vie. (cf. </w:t>
       </w:r>
-      <w:hyperlink r:id="rId134">
-        <w:r>
-          <w:rPr>
-            <w:lang w:val="fr_FR" w:bidi="fr_FR"/>
-          </w:rPr>
-          <w:rPr>
-            <w:color w:val="0000EE"/>
-            <w:u w:val="single"/>
-          </w:rPr>
-          <w:t>3.17–22</w:t>
-        </w:r>
-      </w:hyperlink>
+      <w:r>
+        <w:rPr>
+          <w:lang w:val="fr_FR" w:bidi="fr_FR"/>
+        </w:rPr>
+        <w:t>3.17–22</w:t>
+      </w:r>
       <w:r>
         <w:rPr>
           <w:lang w:val="fr_FR" w:bidi="fr_FR"/>
         </w:rPr>
         <w:t xml:space="preserve"> ; </w:t>
       </w:r>
-      <w:hyperlink r:id="rId135">
-        <w:r>
-          <w:rPr>
-            <w:lang w:val="fr_FR" w:bidi="fr_FR"/>
-          </w:rPr>
-          <w:rPr>
-            <w:color w:val="0000EE"/>
-            <w:u w:val="single"/>
-          </w:rPr>
-          <w:t>8.10–15</w:t>
-        </w:r>
-      </w:hyperlink>
+      <w:r>
+        <w:rPr>
+          <w:lang w:val="fr_FR" w:bidi="fr_FR"/>
+        </w:rPr>
+        <w:t>8.10–15</w:t>
+      </w:r>
       <w:r>
         <w:rPr>
           <w:lang w:val="fr_FR" w:bidi="fr_FR"/>
         </w:rPr>
         <w:t xml:space="preserve"> ; </w:t>
       </w:r>
-      <w:hyperlink r:id="rId64">
-        <w:r>
-          <w:rPr>
-            <w:lang w:val="fr_FR" w:bidi="fr_FR"/>
-          </w:rPr>
-          <w:rPr>
-            <w:color w:val="0000EE"/>
-            <w:u w:val="single"/>
-          </w:rPr>
-          <w:t>12.14</w:t>
-        </w:r>
-      </w:hyperlink>
+      <w:r>
+        <w:rPr>
+          <w:lang w:val="fr_FR" w:bidi="fr_FR"/>
+        </w:rPr>
+        <w:t>12.14</w:t>
+      </w:r>
       <w:r>
         <w:rPr>
           <w:lang w:val="fr_FR" w:bidi="fr_FR"/>
@@ -8127,36 +7293,24 @@
         </w:rPr>
         <w:t xml:space="preserve">L'espérance du plaisir n'existe que s'il existe une personne vivante pour espérer. En ce sens, il vaut mieux être en vie (cf. </w:t>
       </w:r>
-      <w:hyperlink r:id="rId136">
-        <w:r>
-          <w:rPr>
-            <w:lang w:val="fr_FR" w:bidi="fr_FR"/>
-          </w:rPr>
-          <w:rPr>
-            <w:color w:val="0000EE"/>
-            <w:u w:val="single"/>
-          </w:rPr>
-          <w:t>6.3</w:t>
-        </w:r>
-      </w:hyperlink>
+      <w:r>
+        <w:rPr>
+          <w:lang w:val="fr_FR" w:bidi="fr_FR"/>
+        </w:rPr>
+        <w:t>6.3</w:t>
+      </w:r>
       <w:r>
         <w:rPr>
           <w:lang w:val="fr_FR" w:bidi="fr_FR"/>
         </w:rPr>
         <w:t xml:space="preserve"> ; </w:t>
       </w:r>
-      <w:hyperlink r:id="rId137">
-        <w:r>
-          <w:rPr>
-            <w:lang w:val="fr_FR" w:bidi="fr_FR"/>
-          </w:rPr>
-          <w:rPr>
-            <w:color w:val="0000EE"/>
-            <w:u w:val="single"/>
-          </w:rPr>
-          <w:t>7.1</w:t>
-        </w:r>
-      </w:hyperlink>
+      <w:r>
+        <w:rPr>
+          <w:lang w:val="fr_FR" w:bidi="fr_FR"/>
+        </w:rPr>
+        <w:t>7.1</w:t>
+      </w:r>
       <w:r>
         <w:rPr>
           <w:lang w:val="fr_FR" w:bidi="fr_FR"/>
@@ -8319,18 +7473,12 @@
         </w:rPr>
         <w:t xml:space="preserve"> : nous ne pouvons pas contrôler l'issue ou le résultat (cf. </w:t>
       </w:r>
-      <w:hyperlink r:id="rId138">
-        <w:r>
-          <w:rPr>
-            <w:lang w:val="fr_FR" w:bidi="fr_FR"/>
-          </w:rPr>
-          <w:rPr>
-            <w:color w:val="0000EE"/>
-            <w:u w:val="single"/>
-          </w:rPr>
-          <w:t>7.13</w:t>
-        </w:r>
-      </w:hyperlink>
+      <w:r>
+        <w:rPr>
+          <w:lang w:val="fr_FR" w:bidi="fr_FR"/>
+        </w:rPr>
+        <w:t>7.13</w:t>
+      </w:r>
       <w:r>
         <w:rPr>
           <w:lang w:val="fr_FR" w:bidi="fr_FR"/>
@@ -8385,108 +7533,72 @@
         </w:rPr>
         <w:t xml:space="preserve">L'action sage de cet homme pauvre a été efficace. La sagesse est préférable au pouvoir, à la force ou aux armes (voir </w:t>
       </w:r>
-      <w:hyperlink r:id="rId139">
-        <w:r>
-          <w:rPr>
-            <w:lang w:val="fr_FR" w:bidi="fr_FR"/>
-          </w:rPr>
-          <w:rPr>
-            <w:color w:val="0000EE"/>
-            <w:u w:val="single"/>
-          </w:rPr>
-          <w:t>4.13</w:t>
-        </w:r>
-      </w:hyperlink>
+      <w:r>
+        <w:rPr>
+          <w:lang w:val="fr_FR" w:bidi="fr_FR"/>
+        </w:rPr>
+        <w:t>4.13</w:t>
+      </w:r>
       <w:r>
         <w:rPr>
           <w:lang w:val="fr_FR" w:bidi="fr_FR"/>
         </w:rPr>
         <w:t xml:space="preserve"> ; </w:t>
       </w:r>
-      <w:hyperlink r:id="rId140">
-        <w:r>
-          <w:rPr>
-            <w:lang w:val="fr_FR" w:bidi="fr_FR"/>
-          </w:rPr>
-          <w:rPr>
-            <w:color w:val="0000EE"/>
-            <w:u w:val="single"/>
-          </w:rPr>
-          <w:t>7.9</w:t>
-        </w:r>
-      </w:hyperlink>
+      <w:r>
+        <w:rPr>
+          <w:lang w:val="fr_FR" w:bidi="fr_FR"/>
+        </w:rPr>
+        <w:t>7.9</w:t>
+      </w:r>
       <w:r>
         <w:rPr>
           <w:lang w:val="fr_FR" w:bidi="fr_FR"/>
         </w:rPr>
         <w:t xml:space="preserve">, </w:t>
       </w:r>
-      <w:hyperlink r:id="rId141">
-        <w:r>
-          <w:rPr>
-            <w:lang w:val="fr_FR" w:bidi="fr_FR"/>
-          </w:rPr>
-          <w:rPr>
-            <w:color w:val="0000EE"/>
-            <w:u w:val="single"/>
-          </w:rPr>
-          <w:t>19</w:t>
-        </w:r>
-      </w:hyperlink>
+      <w:r>
+        <w:rPr>
+          <w:lang w:val="fr_FR" w:bidi="fr_FR"/>
+        </w:rPr>
+        <w:t>19</w:t>
+      </w:r>
       <w:r>
         <w:rPr>
           <w:lang w:val="fr_FR" w:bidi="fr_FR"/>
         </w:rPr>
         <w:t xml:space="preserve"> ; </w:t>
       </w:r>
-      <w:hyperlink r:id="rId142">
-        <w:r>
-          <w:rPr>
-            <w:lang w:val="fr_FR" w:bidi="fr_FR"/>
-          </w:rPr>
-          <w:rPr>
-            <w:color w:val="0000EE"/>
-            <w:u w:val="single"/>
-          </w:rPr>
-          <w:t>10.4</w:t>
-        </w:r>
-      </w:hyperlink>
+      <w:r>
+        <w:rPr>
+          <w:lang w:val="fr_FR" w:bidi="fr_FR"/>
+        </w:rPr>
+        <w:t>10.4</w:t>
+      </w:r>
       <w:r>
         <w:rPr>
           <w:lang w:val="fr_FR" w:bidi="fr_FR"/>
         </w:rPr>
         <w:t xml:space="preserve">), et pourtant ceux qui sont dignes ne sont pas toujours honorés, et même les sages sont oubliés (voir </w:t>
       </w:r>
-      <w:hyperlink r:id="rId143">
-        <w:r>
-          <w:rPr>
-            <w:lang w:val="fr_FR" w:bidi="fr_FR"/>
-          </w:rPr>
-          <w:rPr>
-            <w:color w:val="0000EE"/>
-            <w:u w:val="single"/>
-          </w:rPr>
-          <w:t>2.16</w:t>
-        </w:r>
-      </w:hyperlink>
+      <w:r>
+        <w:rPr>
+          <w:lang w:val="fr_FR" w:bidi="fr_FR"/>
+        </w:rPr>
+        <w:t>2.16</w:t>
+      </w:r>
       <w:r>
         <w:rPr>
           <w:lang w:val="fr_FR" w:bidi="fr_FR"/>
         </w:rPr>
         <w:t xml:space="preserve"> ; </w:t>
       </w:r>
-      <w:hyperlink r:id="rId144">
-        <w:r>
-          <w:rPr>
-            <w:lang w:val="fr_FR" w:bidi="fr_FR"/>
-          </w:rPr>
-          <w:rPr>
-            <w:color w:val="0000EE"/>
-            <w:u w:val="single"/>
-          </w:rPr>
-          <w:t>4.16</w:t>
-        </w:r>
-      </w:hyperlink>
+      <w:r>
+        <w:rPr>
+          <w:lang w:val="fr_FR" w:bidi="fr_FR"/>
+        </w:rPr>
+        <w:t>4.16</w:t>
+      </w:r>
       <w:r>
         <w:rPr>
           <w:lang w:val="fr_FR" w:bidi="fr_FR"/>
@@ -8763,18 +7875,12 @@
         </w:rPr>
         <w:t xml:space="preserve">: cf. </w:t>
       </w:r>
-      <w:hyperlink r:id="rId145">
-        <w:r>
-          <w:rPr>
-            <w:lang w:val="fr_FR" w:bidi="fr_FR"/>
-          </w:rPr>
-          <w:rPr>
-            <w:color w:val="0000EE"/>
-            <w:u w:val="single"/>
-          </w:rPr>
-          <w:t>Pr 19.10</w:t>
-        </w:r>
-      </w:hyperlink>
+      <w:r>
+        <w:rPr>
+          <w:lang w:val="fr_FR" w:bidi="fr_FR"/>
+        </w:rPr>
+        <w:t>Pr 19.10</w:t>
+      </w:r>
       <w:r>
         <w:rPr>
           <w:lang w:val="fr_FR" w:bidi="fr_FR"/>
@@ -8973,90 +8079,60 @@
         </w:rPr>
         <w:t xml:space="preserve">Les insensés sont pris au piège par leurs actes et leurs paroles : ils font des promesses imprudentes, sont pris en délit de faux-témoignage, offensent des personnes dangereuses (voir </w:t>
       </w:r>
-      <w:hyperlink r:id="rId146">
-        <w:r>
-          <w:rPr>
-            <w:lang w:val="fr_FR" w:bidi="fr_FR"/>
-          </w:rPr>
-          <w:rPr>
-            <w:color w:val="0000EE"/>
-            <w:u w:val="single"/>
-          </w:rPr>
-          <w:t>5.6</w:t>
-        </w:r>
-      </w:hyperlink>
+      <w:r>
+        <w:rPr>
+          <w:lang w:val="fr_FR" w:bidi="fr_FR"/>
+        </w:rPr>
+        <w:t>5.6</w:t>
+      </w:r>
       <w:r>
         <w:rPr>
           <w:lang w:val="fr_FR" w:bidi="fr_FR"/>
         </w:rPr>
         <w:t xml:space="preserve"> ; </w:t>
       </w:r>
-      <w:hyperlink r:id="rId147">
-        <w:r>
-          <w:rPr>
-            <w:lang w:val="fr_FR" w:bidi="fr_FR"/>
-          </w:rPr>
-          <w:rPr>
-            <w:color w:val="0000EE"/>
-            <w:u w:val="single"/>
-          </w:rPr>
-          <w:t>Pr 17.20</w:t>
-        </w:r>
-      </w:hyperlink>
+      <w:r>
+        <w:rPr>
+          <w:lang w:val="fr_FR" w:bidi="fr_FR"/>
+        </w:rPr>
+        <w:t>Pr 17.20</w:t>
+      </w:r>
       <w:r>
         <w:rPr>
           <w:lang w:val="fr_FR" w:bidi="fr_FR"/>
         </w:rPr>
         <w:t xml:space="preserve"> ; </w:t>
       </w:r>
-      <w:hyperlink r:id="rId148">
-        <w:r>
-          <w:rPr>
-            <w:lang w:val="fr_FR" w:bidi="fr_FR"/>
-          </w:rPr>
-          <w:rPr>
-            <w:color w:val="0000EE"/>
-            <w:u w:val="single"/>
-          </w:rPr>
-          <w:t>18.6–7</w:t>
-        </w:r>
-      </w:hyperlink>
+      <w:r>
+        <w:rPr>
+          <w:lang w:val="fr_FR" w:bidi="fr_FR"/>
+        </w:rPr>
+        <w:t>18.6–7</w:t>
+      </w:r>
       <w:r>
         <w:rPr>
           <w:lang w:val="fr_FR" w:bidi="fr_FR"/>
         </w:rPr>
         <w:t xml:space="preserve"> ; </w:t>
       </w:r>
-      <w:hyperlink r:id="rId149">
-        <w:r>
-          <w:rPr>
-            <w:lang w:val="fr_FR" w:bidi="fr_FR"/>
-          </w:rPr>
-          <w:rPr>
-            <w:color w:val="0000EE"/>
-            <w:u w:val="single"/>
-          </w:rPr>
-          <w:t>19.5</w:t>
-        </w:r>
-      </w:hyperlink>
+      <w:r>
+        <w:rPr>
+          <w:lang w:val="fr_FR" w:bidi="fr_FR"/>
+        </w:rPr>
+        <w:t>19.5</w:t>
+      </w:r>
       <w:r>
         <w:rPr>
           <w:lang w:val="fr_FR" w:bidi="fr_FR"/>
         </w:rPr>
         <w:t xml:space="preserve">, </w:t>
       </w:r>
-      <w:hyperlink r:id="rId150">
-        <w:r>
-          <w:rPr>
-            <w:lang w:val="fr_FR" w:bidi="fr_FR"/>
-          </w:rPr>
-          <w:rPr>
-            <w:color w:val="0000EE"/>
-            <w:u w:val="single"/>
-          </w:rPr>
-          <w:t>9</w:t>
-        </w:r>
-      </w:hyperlink>
+      <w:r>
+        <w:rPr>
+          <w:lang w:val="fr_FR" w:bidi="fr_FR"/>
+        </w:rPr>
+        <w:t>9</w:t>
+      </w:r>
       <w:r>
         <w:rPr>
           <w:lang w:val="fr_FR" w:bidi="fr_FR"/>
@@ -9117,72 +8193,48 @@
         </w:rPr>
         <w:t xml:space="preserve"> : les imbéciles passent leur temps à parler pour ne rien dire (voir </w:t>
       </w:r>
-      <w:hyperlink r:id="rId80">
-        <w:r>
-          <w:rPr>
-            <w:lang w:val="fr_FR" w:bidi="fr_FR"/>
-          </w:rPr>
-          <w:rPr>
-            <w:color w:val="0000EE"/>
-            <w:u w:val="single"/>
-          </w:rPr>
-          <w:t>5.3</w:t>
-        </w:r>
-      </w:hyperlink>
+      <w:r>
+        <w:rPr>
+          <w:lang w:val="fr_FR" w:bidi="fr_FR"/>
+        </w:rPr>
+        <w:t>5.3</w:t>
+      </w:r>
       <w:r>
         <w:rPr>
           <w:lang w:val="fr_FR" w:bidi="fr_FR"/>
         </w:rPr>
         <w:t xml:space="preserve"> ; </w:t>
       </w:r>
-      <w:hyperlink r:id="rId151">
-        <w:r>
-          <w:rPr>
-            <w:lang w:val="fr_FR" w:bidi="fr_FR"/>
-          </w:rPr>
-          <w:rPr>
-            <w:color w:val="0000EE"/>
-            <w:u w:val="single"/>
-          </w:rPr>
-          <w:t>6.11</w:t>
-        </w:r>
-      </w:hyperlink>
+      <w:r>
+        <w:rPr>
+          <w:lang w:val="fr_FR" w:bidi="fr_FR"/>
+        </w:rPr>
+        <w:t>6.11</w:t>
+      </w:r>
       <w:r>
         <w:rPr>
           <w:lang w:val="fr_FR" w:bidi="fr_FR"/>
         </w:rPr>
         <w:t xml:space="preserve"> ; </w:t>
       </w:r>
-      <w:hyperlink r:id="rId73">
-        <w:r>
-          <w:rPr>
-            <w:lang w:val="fr_FR" w:bidi="fr_FR"/>
-          </w:rPr>
-          <w:rPr>
-            <w:color w:val="0000EE"/>
-            <w:u w:val="single"/>
-          </w:rPr>
-          <w:t>Pr 10.19</w:t>
-        </w:r>
-      </w:hyperlink>
+      <w:r>
+        <w:rPr>
+          <w:lang w:val="fr_FR" w:bidi="fr_FR"/>
+        </w:rPr>
+        <w:t>Pr 10.19</w:t>
+      </w:r>
       <w:r>
         <w:rPr>
           <w:lang w:val="fr_FR" w:bidi="fr_FR"/>
         </w:rPr>
         <w:t xml:space="preserve"> ; </w:t>
       </w:r>
-      <w:hyperlink r:id="rId89">
-        <w:r>
-          <w:rPr>
-            <w:lang w:val="fr_FR" w:bidi="fr_FR"/>
-          </w:rPr>
-          <w:rPr>
-            <w:color w:val="0000EE"/>
-            <w:u w:val="single"/>
-          </w:rPr>
-          <w:t>17.28</w:t>
-        </w:r>
-      </w:hyperlink>
+      <w:r>
+        <w:rPr>
+          <w:lang w:val="fr_FR" w:bidi="fr_FR"/>
+        </w:rPr>
+        <w:t>17.28</w:t>
+      </w:r>
       <w:r>
         <w:rPr>
           <w:lang w:val="fr_FR" w:bidi="fr_FR"/>
@@ -9201,18 +8253,12 @@
         </w:rPr>
         <w:t xml:space="preserve"> : les sages ne perdront pas de temps en bavardages inutiles et n'en subiront pas les conséquences (voir </w:t>
       </w:r>
-      <w:hyperlink r:id="rId152">
-        <w:r>
-          <w:rPr>
-            <w:lang w:val="fr_FR" w:bidi="fr_FR"/>
-          </w:rPr>
-          <w:rPr>
-            <w:color w:val="0000EE"/>
-            <w:u w:val="single"/>
-          </w:rPr>
-          <w:t>Jc 4.13–16</w:t>
-        </w:r>
-      </w:hyperlink>
+      <w:r>
+        <w:rPr>
+          <w:lang w:val="fr_FR" w:bidi="fr_FR"/>
+        </w:rPr>
+        <w:t>Jc 4.13–16</w:t>
+      </w:r>
       <w:r>
         <w:rPr>
           <w:lang w:val="fr_FR" w:bidi="fr_FR"/>
@@ -9423,54 +8469,36 @@
         </w:rPr>
         <w:t xml:space="preserve">Si l'on tarde à réparer un toit, on risque de laisser la charpente s'affaisser et la maison finira en ruines (voir </w:t>
       </w:r>
-      <w:hyperlink r:id="rId153">
-        <w:r>
-          <w:rPr>
-            <w:lang w:val="fr_FR" w:bidi="fr_FR"/>
-          </w:rPr>
-          <w:rPr>
-            <w:color w:val="0000EE"/>
-            <w:u w:val="single"/>
-          </w:rPr>
-          <w:t>Pr 12.27</w:t>
-        </w:r>
-      </w:hyperlink>
+      <w:r>
+        <w:rPr>
+          <w:lang w:val="fr_FR" w:bidi="fr_FR"/>
+        </w:rPr>
+        <w:t>Pr 12.27</w:t>
+      </w:r>
       <w:r>
         <w:rPr>
           <w:lang w:val="fr_FR" w:bidi="fr_FR"/>
         </w:rPr>
         <w:t xml:space="preserve"> ; </w:t>
       </w:r>
-      <w:hyperlink r:id="rId154">
-        <w:r>
-          <w:rPr>
-            <w:lang w:val="fr_FR" w:bidi="fr_FR"/>
-          </w:rPr>
-          <w:rPr>
-            <w:color w:val="0000EE"/>
-            <w:u w:val="single"/>
-          </w:rPr>
-          <w:t>20.4</w:t>
-        </w:r>
-      </w:hyperlink>
+      <w:r>
+        <w:rPr>
+          <w:lang w:val="fr_FR" w:bidi="fr_FR"/>
+        </w:rPr>
+        <w:t>20.4</w:t>
+      </w:r>
       <w:r>
         <w:rPr>
           <w:lang w:val="fr_FR" w:bidi="fr_FR"/>
         </w:rPr>
         <w:t>). La corruption au sein du gouvernement a un effet similaire (</w:t>
       </w:r>
-      <w:hyperlink r:id="rId155">
-        <w:r>
-          <w:rPr>
-            <w:lang w:val="fr_FR" w:bidi="fr_FR"/>
-          </w:rPr>
-          <w:rPr>
-            <w:color w:val="0000EE"/>
-            <w:u w:val="single"/>
-          </w:rPr>
-          <w:t>Ec 10.15–16</w:t>
-        </w:r>
-      </w:hyperlink>
+      <w:r>
+        <w:rPr>
+          <w:lang w:val="fr_FR" w:bidi="fr_FR"/>
+        </w:rPr>
+        <w:t>Ec 10.15–16</w:t>
+      </w:r>
       <w:r>
         <w:rPr>
           <w:lang w:val="fr_FR" w:bidi="fr_FR"/>
@@ -9531,18 +8559,12 @@
         </w:rPr>
         <w:t xml:space="preserve"> : c'est le moyen d'obtenir ce que l'on veut ou ce dont on a besoin dans ce monde (cf. </w:t>
       </w:r>
-      <w:hyperlink r:id="rId156">
-        <w:r>
-          <w:rPr>
-            <w:lang w:val="fr_FR" w:bidi="fr_FR"/>
-          </w:rPr>
-          <w:rPr>
-            <w:color w:val="0000EE"/>
-            <w:u w:val="single"/>
-          </w:rPr>
-          <w:t>7.11–12</w:t>
-        </w:r>
-      </w:hyperlink>
+      <w:r>
+        <w:rPr>
+          <w:lang w:val="fr_FR" w:bidi="fr_FR"/>
+        </w:rPr>
+        <w:t>7.11–12</w:t>
+      </w:r>
       <w:r>
         <w:rPr>
           <w:lang w:val="fr_FR" w:bidi="fr_FR"/>
@@ -9789,36 +8811,24 @@
         </w:rPr>
         <w:t xml:space="preserve">Les actions de Dieu sont souvent imprévisibles et mystérieuses. Notre tâche est de travailler lorsque nous en avons l'occasion (voir </w:t>
       </w:r>
-      <w:hyperlink r:id="rId157">
-        <w:r>
-          <w:rPr>
-            <w:lang w:val="fr_FR" w:bidi="fr_FR"/>
-          </w:rPr>
-          <w:rPr>
-            <w:color w:val="0000EE"/>
-            <w:u w:val="single"/>
-          </w:rPr>
-          <w:t>Pr 12.11</w:t>
-        </w:r>
-      </w:hyperlink>
+      <w:r>
+        <w:rPr>
+          <w:lang w:val="fr_FR" w:bidi="fr_FR"/>
+        </w:rPr>
+        <w:t>Pr 12.11</w:t>
+      </w:r>
       <w:r>
         <w:rPr>
           <w:lang w:val="fr_FR" w:bidi="fr_FR"/>
         </w:rPr>
         <w:t xml:space="preserve"> ; </w:t>
       </w:r>
-      <w:hyperlink r:id="rId158">
-        <w:r>
-          <w:rPr>
-            <w:lang w:val="fr_FR" w:bidi="fr_FR"/>
-          </w:rPr>
-          <w:rPr>
-            <w:color w:val="0000EE"/>
-            <w:u w:val="single"/>
-          </w:rPr>
-          <w:t>24.27</w:t>
-        </w:r>
-      </w:hyperlink>
+      <w:r>
+        <w:rPr>
+          <w:lang w:val="fr_FR" w:bidi="fr_FR"/>
+        </w:rPr>
+        <w:t>24.27</w:t>
+      </w:r>
       <w:r>
         <w:rPr>
           <w:lang w:val="fr_FR" w:bidi="fr_FR"/>
@@ -10008,36 +9018,24 @@
         </w:rPr>
         <w:t>souviens-toi de ton Créateur : la crainte de Dieu mène à la sagesse (</w:t>
       </w:r>
-      <w:hyperlink r:id="rId78">
-        <w:r>
-          <w:rPr>
-            <w:lang w:val="fr_FR" w:bidi="fr_FR"/>
-          </w:rPr>
-          <w:rPr>
-            <w:color w:val="0000EE"/>
-            <w:u w:val="single"/>
-          </w:rPr>
-          <w:t>Pr 1.7</w:t>
-        </w:r>
-      </w:hyperlink>
+      <w:r>
+        <w:rPr>
+          <w:lang w:val="fr_FR" w:bidi="fr_FR"/>
+        </w:rPr>
+        <w:t>Pr 1.7</w:t>
+      </w:r>
       <w:r>
         <w:rPr>
           <w:lang w:val="fr_FR" w:bidi="fr_FR"/>
         </w:rPr>
         <w:t>) et permet de savoir ce qui sera bon dans cette vie et agréable à Dieu au jour du jugement (</w:t>
       </w:r>
-      <w:hyperlink r:id="rId159">
-        <w:r>
-          <w:rPr>
-            <w:lang w:val="fr_FR" w:bidi="fr_FR"/>
-          </w:rPr>
-          <w:rPr>
-            <w:color w:val="0000EE"/>
-            <w:u w:val="single"/>
-          </w:rPr>
-          <w:t>Ec 12.13–14</w:t>
-        </w:r>
-      </w:hyperlink>
+      <w:r>
+        <w:rPr>
+          <w:lang w:val="fr_FR" w:bidi="fr_FR"/>
+        </w:rPr>
+        <w:t>Ec 12.13–14</w:t>
+      </w:r>
       <w:r>
         <w:rPr>
           <w:lang w:val="fr_FR" w:bidi="fr_FR"/>
@@ -10092,18 +9090,12 @@
         </w:rPr>
         <w:t xml:space="preserve">Ce magnifique poème en prose, qui utilise de nombreuses métaphores en hébreu, décrit la lente dégradation du vieillissement (prolongeant </w:t>
       </w:r>
-      <w:hyperlink r:id="rId160">
-        <w:r>
-          <w:rPr>
-            <w:lang w:val="fr_FR" w:bidi="fr_FR"/>
-          </w:rPr>
-          <w:rPr>
-            <w:color w:val="0000EE"/>
-            <w:u w:val="single"/>
-          </w:rPr>
-          <w:t>11.7–10</w:t>
-        </w:r>
-      </w:hyperlink>
+      <w:r>
+        <w:rPr>
+          <w:lang w:val="fr_FR" w:bidi="fr_FR"/>
+        </w:rPr>
+        <w:t>11.7–10</w:t>
+      </w:r>
       <w:r>
         <w:rPr>
           <w:lang w:val="fr_FR" w:bidi="fr_FR"/>
@@ -10254,90 +9246,60 @@
         </w:rPr>
         <w:t xml:space="preserve"> Le cordon d'argent et le vase d'or, tout comme la vie humaine, sont très précieux. • Le corps ressemble à un vulgaire pot en terre, fragile et facilement brisé (cf. </w:t>
       </w:r>
-      <w:hyperlink r:id="rId161">
-        <w:r>
-          <w:rPr>
-            <w:lang w:val="fr_FR" w:bidi="fr_FR"/>
-          </w:rPr>
-          <w:rPr>
-            <w:color w:val="0000EE"/>
-            <w:u w:val="single"/>
-          </w:rPr>
-          <w:t xml:space="preserve">Es 29.16 </w:t>
-        </w:r>
-      </w:hyperlink>
+      <w:r>
+        <w:rPr>
+          <w:lang w:val="fr_FR" w:bidi="fr_FR"/>
+        </w:rPr>
+        <w:t xml:space="preserve">Es 29.16 </w:t>
+      </w:r>
       <w:r>
         <w:rPr>
           <w:lang w:val="fr_FR" w:bidi="fr_FR"/>
         </w:rPr>
         <w:t xml:space="preserve">; </w:t>
       </w:r>
-      <w:hyperlink r:id="rId162">
-        <w:r>
-          <w:rPr>
-            <w:lang w:val="fr_FR" w:bidi="fr_FR"/>
-          </w:rPr>
-          <w:rPr>
-            <w:color w:val="0000EE"/>
-            <w:u w:val="single"/>
-          </w:rPr>
-          <w:t>Jr 19.1</w:t>
-        </w:r>
-      </w:hyperlink>
+      <w:r>
+        <w:rPr>
+          <w:lang w:val="fr_FR" w:bidi="fr_FR"/>
+        </w:rPr>
+        <w:t>Jr 19.1</w:t>
+      </w:r>
       <w:r>
         <w:rPr>
           <w:lang w:val="fr_FR" w:bidi="fr_FR"/>
         </w:rPr>
         <w:t xml:space="preserve">, </w:t>
       </w:r>
-      <w:hyperlink r:id="rId163">
-        <w:r>
-          <w:rPr>
-            <w:lang w:val="fr_FR" w:bidi="fr_FR"/>
-          </w:rPr>
-          <w:rPr>
-            <w:color w:val="0000EE"/>
-            <w:u w:val="single"/>
-          </w:rPr>
-          <w:t xml:space="preserve">10–11 </w:t>
-        </w:r>
-      </w:hyperlink>
+      <w:r>
+        <w:rPr>
+          <w:lang w:val="fr_FR" w:bidi="fr_FR"/>
+        </w:rPr>
+        <w:t xml:space="preserve">10–11 </w:t>
+      </w:r>
       <w:r>
         <w:rPr>
           <w:lang w:val="fr_FR" w:bidi="fr_FR"/>
         </w:rPr>
         <w:t xml:space="preserve">; </w:t>
       </w:r>
-      <w:hyperlink r:id="rId164">
-        <w:r>
-          <w:rPr>
-            <w:lang w:val="fr_FR" w:bidi="fr_FR"/>
-          </w:rPr>
-          <w:rPr>
-            <w:color w:val="0000EE"/>
-            <w:u w:val="single"/>
-          </w:rPr>
-          <w:t xml:space="preserve">22.28 </w:t>
-        </w:r>
-      </w:hyperlink>
+      <w:r>
+        <w:rPr>
+          <w:lang w:val="fr_FR" w:bidi="fr_FR"/>
+        </w:rPr>
+        <w:t xml:space="preserve">22.28 </w:t>
+      </w:r>
       <w:r>
         <w:rPr>
           <w:lang w:val="fr_FR" w:bidi="fr_FR"/>
         </w:rPr>
         <w:t xml:space="preserve">; </w:t>
       </w:r>
-      <w:hyperlink r:id="rId165">
-        <w:r>
-          <w:rPr>
-            <w:lang w:val="fr_FR" w:bidi="fr_FR"/>
-          </w:rPr>
-          <w:rPr>
-            <w:color w:val="0000EE"/>
-            <w:u w:val="single"/>
-          </w:rPr>
-          <w:t>2Co 4.7</w:t>
-        </w:r>
-      </w:hyperlink>
+      <w:r>
+        <w:rPr>
+          <w:lang w:val="fr_FR" w:bidi="fr_FR"/>
+        </w:rPr>
+        <w:t>2Co 4.7</w:t>
+      </w:r>
       <w:r>
         <w:rPr>
           <w:lang w:val="fr_FR" w:bidi="fr_FR"/>
@@ -10398,36 +9360,24 @@
         </w:rPr>
         <w:t xml:space="preserve"> : voir </w:t>
       </w:r>
-      <w:hyperlink r:id="rId166">
-        <w:r>
-          <w:rPr>
-            <w:lang w:val="fr_FR" w:bidi="fr_FR"/>
-          </w:rPr>
-          <w:rPr>
-            <w:color w:val="0000EE"/>
-            <w:u w:val="single"/>
-          </w:rPr>
-          <w:t>Gn 2.7</w:t>
-        </w:r>
-      </w:hyperlink>
+      <w:r>
+        <w:rPr>
+          <w:lang w:val="fr_FR" w:bidi="fr_FR"/>
+        </w:rPr>
+        <w:t>Gn 2.7</w:t>
+      </w:r>
       <w:r>
         <w:rPr>
           <w:lang w:val="fr_FR" w:bidi="fr_FR"/>
         </w:rPr>
         <w:t xml:space="preserve"> ; </w:t>
       </w:r>
-      <w:hyperlink r:id="rId66">
-        <w:r>
-          <w:rPr>
-            <w:lang w:val="fr_FR" w:bidi="fr_FR"/>
-          </w:rPr>
-          <w:rPr>
-            <w:color w:val="0000EE"/>
-            <w:u w:val="single"/>
-          </w:rPr>
-          <w:t>3.19</w:t>
-        </w:r>
-      </w:hyperlink>
+      <w:r>
+        <w:rPr>
+          <w:lang w:val="fr_FR" w:bidi="fr_FR"/>
+        </w:rPr>
+        <w:t>3.19</w:t>
+      </w:r>
       <w:r>
         <w:rPr>
           <w:lang w:val="fr_FR" w:bidi="fr_FR"/>
@@ -10446,18 +9396,12 @@
         </w:rPr>
         <w:t xml:space="preserve"> suggère une croyance en une vie après la mort (cf. </w:t>
       </w:r>
-      <w:hyperlink r:id="rId167">
-        <w:r>
-          <w:rPr>
-            <w:lang w:val="fr_FR" w:bidi="fr_FR"/>
-          </w:rPr>
-          <w:rPr>
-            <w:color w:val="0000EE"/>
-            <w:u w:val="single"/>
-          </w:rPr>
-          <w:t>Ec 3.21</w:t>
-        </w:r>
-      </w:hyperlink>
+      <w:r>
+        <w:rPr>
+          <w:lang w:val="fr_FR" w:bidi="fr_FR"/>
+        </w:rPr>
+        <w:t>Ec 3.21</w:t>
+      </w:r>
       <w:r>
         <w:rPr>
           <w:lang w:val="fr_FR" w:bidi="fr_FR"/>
@@ -10524,18 +9468,12 @@
         </w:rPr>
         <w:t xml:space="preserve">Cette répétition presque mot pour mot de </w:t>
       </w:r>
-      <w:hyperlink r:id="rId168">
-        <w:r>
-          <w:rPr>
-            <w:lang w:val="fr_FR" w:bidi="fr_FR"/>
-          </w:rPr>
-          <w:rPr>
-            <w:color w:val="0000EE"/>
-            <w:u w:val="single"/>
-          </w:rPr>
-          <w:t>1.2</w:t>
-        </w:r>
-      </w:hyperlink>
+      <w:r>
+        <w:rPr>
+          <w:lang w:val="fr_FR" w:bidi="fr_FR"/>
+        </w:rPr>
+        <w:t>1.2</w:t>
+      </w:r>
       <w:r>
         <w:rPr>
           <w:lang w:val="fr_FR" w:bidi="fr_FR"/>
@@ -10590,90 +9528,60 @@
         </w:rPr>
         <w:t>Même en tant que roi (</w:t>
       </w:r>
-      <w:hyperlink r:id="rId169">
-        <w:r>
-          <w:rPr>
-            <w:lang w:val="fr_FR" w:bidi="fr_FR"/>
-          </w:rPr>
-          <w:rPr>
-            <w:color w:val="0000EE"/>
-            <w:u w:val="single"/>
-          </w:rPr>
-          <w:t>1.1</w:t>
-        </w:r>
-      </w:hyperlink>
+      <w:r>
+        <w:rPr>
+          <w:lang w:val="fr_FR" w:bidi="fr_FR"/>
+        </w:rPr>
+        <w:t>1.1</w:t>
+      </w:r>
       <w:r>
         <w:rPr>
           <w:lang w:val="fr_FR" w:bidi="fr_FR"/>
         </w:rPr>
         <w:t xml:space="preserve">), l'Ecclésiaste trouvait le temps d'étudier la sagesse. Il a récolté et classé des proverbes (voir aussi </w:t>
       </w:r>
-      <w:hyperlink r:id="rId170">
-        <w:r>
-          <w:rPr>
-            <w:lang w:val="fr_FR" w:bidi="fr_FR"/>
-          </w:rPr>
-          <w:rPr>
-            <w:color w:val="0000EE"/>
-            <w:u w:val="single"/>
-          </w:rPr>
-          <w:t>1R 4.29–34</w:t>
-        </w:r>
-      </w:hyperlink>
+      <w:r>
+        <w:rPr>
+          <w:lang w:val="fr_FR" w:bidi="fr_FR"/>
+        </w:rPr>
+        <w:t>1R 4.29–34</w:t>
+      </w:r>
       <w:r>
         <w:rPr>
           <w:lang w:val="fr_FR" w:bidi="fr_FR"/>
         </w:rPr>
         <w:t xml:space="preserve"> ; </w:t>
       </w:r>
-      <w:hyperlink r:id="rId171">
-        <w:r>
-          <w:rPr>
-            <w:lang w:val="fr_FR" w:bidi="fr_FR"/>
-          </w:rPr>
-          <w:rPr>
-            <w:color w:val="0000EE"/>
-            <w:u w:val="single"/>
-          </w:rPr>
-          <w:t>Pr 1.1</w:t>
-        </w:r>
-      </w:hyperlink>
+      <w:r>
+        <w:rPr>
+          <w:lang w:val="fr_FR" w:bidi="fr_FR"/>
+        </w:rPr>
+        <w:t>Pr 1.1</w:t>
+      </w:r>
       <w:r>
         <w:rPr>
           <w:lang w:val="fr_FR" w:bidi="fr_FR"/>
         </w:rPr>
         <w:t xml:space="preserve"> ; </w:t>
       </w:r>
-      <w:hyperlink r:id="rId172">
-        <w:r>
-          <w:rPr>
-            <w:lang w:val="fr_FR" w:bidi="fr_FR"/>
-          </w:rPr>
-          <w:rPr>
-            <w:color w:val="0000EE"/>
-            <w:u w:val="single"/>
-          </w:rPr>
-          <w:t>10.1</w:t>
-        </w:r>
-      </w:hyperlink>
+      <w:r>
+        <w:rPr>
+          <w:lang w:val="fr_FR" w:bidi="fr_FR"/>
+        </w:rPr>
+        <w:t>10.1</w:t>
+      </w:r>
       <w:r>
         <w:rPr>
           <w:lang w:val="fr_FR" w:bidi="fr_FR"/>
         </w:rPr>
         <w:t xml:space="preserve"> ; </w:t>
       </w:r>
-      <w:hyperlink r:id="rId173">
-        <w:r>
-          <w:rPr>
-            <w:lang w:val="fr_FR" w:bidi="fr_FR"/>
-          </w:rPr>
-          <w:rPr>
-            <w:color w:val="0000EE"/>
-            <w:u w:val="single"/>
-          </w:rPr>
-          <w:t>25.1</w:t>
-        </w:r>
-      </w:hyperlink>
+      <w:r>
+        <w:rPr>
+          <w:lang w:val="fr_FR" w:bidi="fr_FR"/>
+        </w:rPr>
+        <w:t>25.1</w:t>
+      </w:r>
       <w:r>
         <w:rPr>
           <w:lang w:val="fr_FR" w:bidi="fr_FR"/>
@@ -10740,18 +9648,12 @@
         </w:rPr>
         <w:t>) exprime son respect pour l'Ecclésiaste, exhorte les lecteurs à mettre ses enseignements en pratique et nous communique la conclusion à laquelle l'éditeur aboutit après avoir étudié l'Ecclésiaste (</w:t>
       </w:r>
-      <w:hyperlink r:id="rId159">
-        <w:r>
-          <w:rPr>
-            <w:lang w:val="fr_FR" w:bidi="fr_FR"/>
-          </w:rPr>
-          <w:rPr>
-            <w:color w:val="0000EE"/>
-            <w:u w:val="single"/>
-          </w:rPr>
-          <w:t>12.13–14</w:t>
-        </w:r>
-      </w:hyperlink>
+      <w:r>
+        <w:rPr>
+          <w:lang w:val="fr_FR" w:bidi="fr_FR"/>
+        </w:rPr>
+        <w:t>12.13–14</w:t>
+      </w:r>
       <w:r>
         <w:rPr>
           <w:lang w:val="fr_FR" w:bidi="fr_FR"/>
@@ -10824,36 +9726,24 @@
         </w:rPr>
         <w:t xml:space="preserve"> : parfois, il faut apprendre des leçons douloureuses pour aller vers des chemins que nous préférerions éviter. • un seul maître : ce mot en hébreu est peut-être une allusion à Dieu en tant que berger de son peuple (</w:t>
       </w:r>
-      <w:hyperlink r:id="rId174">
-        <w:r>
-          <w:rPr>
-            <w:lang w:val="fr_FR" w:bidi="fr_FR"/>
-          </w:rPr>
-          <w:rPr>
-            <w:color w:val="0000EE"/>
-            <w:u w:val="single"/>
-          </w:rPr>
-          <w:t>Ps 23.1</w:t>
-        </w:r>
-      </w:hyperlink>
+      <w:r>
+        <w:rPr>
+          <w:lang w:val="fr_FR" w:bidi="fr_FR"/>
+        </w:rPr>
+        <w:t>Ps 23.1</w:t>
+      </w:r>
       <w:r>
         <w:rPr>
           <w:lang w:val="fr_FR" w:bidi="fr_FR"/>
         </w:rPr>
         <w:t xml:space="preserve"> ; </w:t>
       </w:r>
-      <w:hyperlink r:id="rId175">
-        <w:r>
-          <w:rPr>
-            <w:lang w:val="fr_FR" w:bidi="fr_FR"/>
-          </w:rPr>
-          <w:rPr>
-            <w:color w:val="0000EE"/>
-            <w:u w:val="single"/>
-          </w:rPr>
-          <w:t>Es 40.11</w:t>
-        </w:r>
-      </w:hyperlink>
+      <w:r>
+        <w:rPr>
+          <w:lang w:val="fr_FR" w:bidi="fr_FR"/>
+        </w:rPr>
+        <w:t>Es 40.11</w:t>
+      </w:r>
       <w:r>
         <w:rPr>
           <w:lang w:val="fr_FR" w:bidi="fr_FR"/>
@@ -10968,126 +9858,84 @@
         </w:rPr>
         <w:t xml:space="preserve"> est que nous devons craindre Dieu (voir </w:t>
       </w:r>
-      <w:hyperlink r:id="rId176">
-        <w:r>
-          <w:rPr>
-            <w:lang w:val="fr_FR" w:bidi="fr_FR"/>
-          </w:rPr>
-          <w:rPr>
-            <w:color w:val="0000EE"/>
-            <w:u w:val="single"/>
-          </w:rPr>
-          <w:t>3.14</w:t>
-        </w:r>
-      </w:hyperlink>
+      <w:r>
+        <w:rPr>
+          <w:lang w:val="fr_FR" w:bidi="fr_FR"/>
+        </w:rPr>
+        <w:t>3.14</w:t>
+      </w:r>
       <w:r>
         <w:rPr>
           <w:lang w:val="fr_FR" w:bidi="fr_FR"/>
         </w:rPr>
         <w:t xml:space="preserve"> ; </w:t>
       </w:r>
-      <w:hyperlink r:id="rId177">
-        <w:r>
-          <w:rPr>
-            <w:lang w:val="fr_FR" w:bidi="fr_FR"/>
-          </w:rPr>
-          <w:rPr>
-            <w:color w:val="0000EE"/>
-            <w:u w:val="single"/>
-          </w:rPr>
-          <w:t>5.7</w:t>
-        </w:r>
-      </w:hyperlink>
+      <w:r>
+        <w:rPr>
+          <w:lang w:val="fr_FR" w:bidi="fr_FR"/>
+        </w:rPr>
+        <w:t>5.7</w:t>
+      </w:r>
       <w:r>
         <w:rPr>
           <w:lang w:val="fr_FR" w:bidi="fr_FR"/>
         </w:rPr>
         <w:t xml:space="preserve"> ; </w:t>
       </w:r>
-      <w:hyperlink r:id="rId178">
-        <w:r>
-          <w:rPr>
-            <w:lang w:val="fr_FR" w:bidi="fr_FR"/>
-          </w:rPr>
-          <w:rPr>
-            <w:color w:val="0000EE"/>
-            <w:u w:val="single"/>
-          </w:rPr>
-          <w:t>7.18</w:t>
-        </w:r>
-      </w:hyperlink>
+      <w:r>
+        <w:rPr>
+          <w:lang w:val="fr_FR" w:bidi="fr_FR"/>
+        </w:rPr>
+        <w:t>7.18</w:t>
+      </w:r>
       <w:r>
         <w:rPr>
           <w:lang w:val="fr_FR" w:bidi="fr_FR"/>
         </w:rPr>
         <w:t xml:space="preserve"> ; </w:t>
       </w:r>
-      <w:hyperlink r:id="rId179">
-        <w:r>
-          <w:rPr>
-            <w:lang w:val="fr_FR" w:bidi="fr_FR"/>
-          </w:rPr>
-          <w:rPr>
-            <w:color w:val="0000EE"/>
-            <w:u w:val="single"/>
-          </w:rPr>
-          <w:t>8.12–13</w:t>
-        </w:r>
-      </w:hyperlink>
+      <w:r>
+        <w:rPr>
+          <w:lang w:val="fr_FR" w:bidi="fr_FR"/>
+        </w:rPr>
+        <w:t>8.12–13</w:t>
+      </w:r>
       <w:r>
         <w:rPr>
           <w:lang w:val="fr_FR" w:bidi="fr_FR"/>
         </w:rPr>
         <w:t xml:space="preserve">), ce qui implique d'obéir à ses commandements, car toutes nos œuvres seront amenées en jugement (voir </w:t>
       </w:r>
-      <w:hyperlink r:id="rId180">
-        <w:r>
-          <w:rPr>
-            <w:lang w:val="fr_FR" w:bidi="fr_FR"/>
-          </w:rPr>
-          <w:rPr>
-            <w:color w:val="0000EE"/>
-            <w:u w:val="single"/>
-          </w:rPr>
-          <w:t>11.9</w:t>
-        </w:r>
-      </w:hyperlink>
+      <w:r>
+        <w:rPr>
+          <w:lang w:val="fr_FR" w:bidi="fr_FR"/>
+        </w:rPr>
+        <w:t>11.9</w:t>
+      </w:r>
       <w:r>
         <w:rPr>
           <w:lang w:val="fr_FR" w:bidi="fr_FR"/>
         </w:rPr>
         <w:t xml:space="preserve"> ; </w:t>
       </w:r>
-      <w:hyperlink r:id="rId181">
-        <w:r>
-          <w:rPr>
-            <w:lang w:val="fr_FR" w:bidi="fr_FR"/>
-          </w:rPr>
-          <w:rPr>
-            <w:color w:val="0000EE"/>
-            <w:u w:val="single"/>
-          </w:rPr>
-          <w:t>2Co 5.10</w:t>
-        </w:r>
-      </w:hyperlink>
+      <w:r>
+        <w:rPr>
+          <w:lang w:val="fr_FR" w:bidi="fr_FR"/>
+        </w:rPr>
+        <w:t>2Co 5.10</w:t>
+      </w:r>
       <w:r>
         <w:rPr>
           <w:lang w:val="fr_FR" w:bidi="fr_FR"/>
         </w:rPr>
         <w:t xml:space="preserve"> ; </w:t>
       </w:r>
-      <w:hyperlink r:id="rId182">
-        <w:r>
-          <w:rPr>
-            <w:lang w:val="fr_FR" w:bidi="fr_FR"/>
-          </w:rPr>
-          <w:rPr>
-            <w:color w:val="0000EE"/>
-            <w:u w:val="single"/>
-          </w:rPr>
-          <w:t>Hé 9.27</w:t>
-        </w:r>
-      </w:hyperlink>
+      <w:r>
+        <w:rPr>
+          <w:lang w:val="fr_FR" w:bidi="fr_FR"/>
+        </w:rPr>
+        <w:t>Hé 9.27</w:t>
+      </w:r>
       <w:r>
         <w:rPr>
           <w:lang w:val="fr_FR" w:bidi="fr_FR"/>
